--- a/Tuan_01/LuocDo_v0.1.docx
+++ b/Tuan_01/LuocDo_v0.1.docx
@@ -137,7 +137,7 @@
       <w:r>
         <w:rPr>
           <w:rFonts w:ascii="Consolas" w:hAnsi="Consolas"/>
-          <w:color w:val="8B1A1A"/>
+          <w:color w:val="000000"/>
           <w:sz w:val="19"/>
         </w:rPr>
         <w:t>null</w:t>
@@ -162,7 +162,7 @@
       <w:r>
         <w:rPr>
           <w:rFonts w:ascii="Consolas" w:hAnsi="Consolas"/>
-          <w:color w:val="8B1A1A"/>
+          <w:color w:val="000000"/>
           <w:sz w:val="19"/>
         </w:rPr>
         <w:t>extra_json</w:t>
@@ -173,7 +173,7 @@
       <w:r>
         <w:rPr>
           <w:rFonts w:ascii="Consolas" w:hAnsi="Consolas"/>
-          <w:color w:val="8B1A1A"/>
+          <w:color w:val="000000"/>
           <w:sz w:val="19"/>
         </w:rPr>
         <w:t>raw_uri + raw_row + raw_sha256</w:t>
@@ -198,7 +198,7 @@
       <w:r>
         <w:rPr>
           <w:rFonts w:ascii="Consolas" w:hAnsi="Consolas"/>
-          <w:color w:val="8B1A1A"/>
+          <w:color w:val="000000"/>
           <w:sz w:val="19"/>
         </w:rPr>
         <w:t>source</w:t>
@@ -209,7 +209,7 @@
       <w:r>
         <w:rPr>
           <w:rFonts w:ascii="Consolas" w:hAnsi="Consolas"/>
-          <w:color w:val="8B1A1A"/>
+          <w:color w:val="000000"/>
           <w:sz w:val="19"/>
         </w:rPr>
         <w:t>source_version</w:t>
@@ -220,7 +220,7 @@
       <w:r>
         <w:rPr>
           <w:rFonts w:ascii="Consolas" w:hAnsi="Consolas"/>
-          <w:color w:val="8B1A1A"/>
+          <w:color w:val="000000"/>
           <w:sz w:val="19"/>
         </w:rPr>
         <w:t>license</w:t>
@@ -231,7 +231,7 @@
       <w:r>
         <w:rPr>
           <w:rFonts w:ascii="Consolas" w:hAnsi="Consolas"/>
-          <w:color w:val="8B1A1A"/>
+          <w:color w:val="000000"/>
           <w:sz w:val="19"/>
         </w:rPr>
         <w:t>raw_uri</w:t>
@@ -242,7 +242,7 @@
       <w:r>
         <w:rPr>
           <w:rFonts w:ascii="Consolas" w:hAnsi="Consolas"/>
-          <w:color w:val="8B1A1A"/>
+          <w:color w:val="000000"/>
           <w:sz w:val="19"/>
         </w:rPr>
         <w:t>raw_sha256</w:t>
@@ -253,7 +253,7 @@
       <w:r>
         <w:rPr>
           <w:rFonts w:ascii="Consolas" w:hAnsi="Consolas"/>
-          <w:color w:val="8B1A1A"/>
+          <w:color w:val="000000"/>
           <w:sz w:val="19"/>
         </w:rPr>
         <w:t>ingest_run_id</w:t>
@@ -264,7 +264,7 @@
       <w:r>
         <w:rPr>
           <w:rFonts w:ascii="Consolas" w:hAnsi="Consolas"/>
-          <w:color w:val="8B1A1A"/>
+          <w:color w:val="000000"/>
           <w:sz w:val="19"/>
         </w:rPr>
         <w:t>null</w:t>
@@ -289,7 +289,7 @@
       <w:r>
         <w:rPr>
           <w:rFonts w:ascii="Consolas" w:hAnsi="Consolas"/>
-          <w:color w:val="8B1A1A"/>
+          <w:color w:val="000000"/>
           <w:sz w:val="19"/>
         </w:rPr>
         <w:t>record_id = sha1(source + "|" + source_record_key)[:20]</w:t>
@@ -300,7 +300,7 @@
       <w:r>
         <w:rPr>
           <w:rFonts w:ascii="Consolas" w:hAnsi="Consolas"/>
-          <w:color w:val="8B1A1A"/>
+          <w:color w:val="000000"/>
           <w:sz w:val="19"/>
         </w:rPr>
         <w:t>(record_id, source_version)</w:t>
@@ -333,7 +333,7 @@
         <w:tc>
           <w:tcPr>
             <w:tcW w:type="dxa" w:w="2436"/>
-            <w:shd w:val="clear" w:color="auto" w:fill="D9E2F3"/>
+            <w:shd w:val="clear" w:color="auto" w:fill="E7E6E6"/>
           </w:tcPr>
           <w:p>
             <w:r>
@@ -353,7 +353,7 @@
         <w:tc>
           <w:tcPr>
             <w:tcW w:type="dxa" w:w="2436"/>
-            <w:shd w:val="clear" w:color="auto" w:fill="D9E2F3"/>
+            <w:shd w:val="clear" w:color="auto" w:fill="E7E6E6"/>
           </w:tcPr>
           <w:p>
             <w:r>
@@ -373,7 +373,7 @@
         <w:tc>
           <w:tcPr>
             <w:tcW w:type="dxa" w:w="2436"/>
-            <w:shd w:val="clear" w:color="auto" w:fill="D9E2F3"/>
+            <w:shd w:val="clear" w:color="auto" w:fill="E7E6E6"/>
           </w:tcPr>
           <w:p>
             <w:r>
@@ -393,7 +393,7 @@
         <w:tc>
           <w:tcPr>
             <w:tcW w:type="dxa" w:w="2436"/>
-            <w:shd w:val="clear" w:color="auto" w:fill="D9E2F3"/>
+            <w:shd w:val="clear" w:color="auto" w:fill="E7E6E6"/>
           </w:tcPr>
           <w:p>
             <w:r>
@@ -421,7 +421,7 @@
             <w:r>
               <w:rPr>
                 <w:rFonts w:ascii="Consolas" w:hAnsi="Consolas"/>
-                <w:color w:val="8B1A1A"/>
+                <w:color w:val="000000"/>
                 <w:sz w:val="20"/>
               </w:rPr>
               <w:t>source_record_key</w:t>
@@ -437,7 +437,7 @@
             <w:r>
               <w:rPr>
                 <w:rFonts w:ascii="Consolas" w:hAnsi="Consolas"/>
-                <w:color w:val="8B1A1A"/>
+                <w:color w:val="000000"/>
                 <w:sz w:val="20"/>
               </w:rPr>
               <w:t>split:shard:row</w:t>
@@ -453,7 +453,7 @@
             <w:r>
               <w:rPr>
                 <w:rFonts w:ascii="Consolas" w:hAnsi="Consolas"/>
-                <w:color w:val="8B1A1A"/>
+                <w:color w:val="000000"/>
                 <w:sz w:val="20"/>
               </w:rPr>
               <w:t>id</w:t>
@@ -469,7 +469,7 @@
             <w:r>
               <w:rPr>
                 <w:rFonts w:ascii="Consolas" w:hAnsi="Consolas"/>
-                <w:color w:val="8B1A1A"/>
+                <w:color w:val="000000"/>
                 <w:sz w:val="20"/>
               </w:rPr>
               <w:t>file_path::full_name</w:t>
@@ -487,7 +487,7 @@
             <w:r>
               <w:rPr>
                 <w:rFonts w:ascii="Consolas" w:hAnsi="Consolas"/>
-                <w:color w:val="8B1A1A"/>
+                <w:color w:val="000000"/>
                 <w:sz w:val="20"/>
               </w:rPr>
               <w:t>record_type</w:t>
@@ -503,7 +503,7 @@
             <w:r>
               <w:rPr>
                 <w:rFonts w:ascii="Consolas" w:hAnsi="Consolas"/>
-                <w:color w:val="8B1A1A"/>
+                <w:color w:val="000000"/>
                 <w:sz w:val="20"/>
               </w:rPr>
               <w:t>problem_solution</w:t>
@@ -519,7 +519,7 @@
             <w:r>
               <w:rPr>
                 <w:rFonts w:ascii="Consolas" w:hAnsi="Consolas"/>
-                <w:color w:val="8B1A1A"/>
+                <w:color w:val="000000"/>
                 <w:sz w:val="20"/>
               </w:rPr>
               <w:t>nl_formal_pair</w:t>
@@ -535,7 +535,7 @@
             <w:r>
               <w:rPr>
                 <w:rFonts w:ascii="Consolas" w:hAnsi="Consolas"/>
-                <w:color w:val="8B1A1A"/>
+                <w:color w:val="000000"/>
                 <w:sz w:val="20"/>
               </w:rPr>
               <w:t>formal_theorem</w:t>
@@ -553,7 +553,7 @@
             <w:r>
               <w:rPr>
                 <w:rFonts w:ascii="Consolas" w:hAnsi="Consolas"/>
-                <w:color w:val="8B1A1A"/>
+                <w:color w:val="000000"/>
                 <w:sz w:val="20"/>
               </w:rPr>
               <w:t>split</w:t>
@@ -613,7 +613,7 @@
             <w:r>
               <w:rPr>
                 <w:rFonts w:ascii="Consolas" w:hAnsi="Consolas"/>
-                <w:color w:val="8B1A1A"/>
+                <w:color w:val="000000"/>
                 <w:sz w:val="20"/>
               </w:rPr>
               <w:t>subset</w:t>
@@ -629,7 +629,7 @@
             <w:r>
               <w:rPr>
                 <w:rFonts w:ascii="Consolas" w:hAnsi="Consolas"/>
-                <w:color w:val="8B1A1A"/>
+                <w:color w:val="000000"/>
                 <w:sz w:val="20"/>
               </w:rPr>
               <w:t>source</w:t>
@@ -681,7 +681,7 @@
             <w:r>
               <w:rPr>
                 <w:rFonts w:ascii="Consolas" w:hAnsi="Consolas"/>
-                <w:color w:val="8B1A1A"/>
+                <w:color w:val="000000"/>
                 <w:sz w:val="20"/>
               </w:rPr>
               <w:t>nl_problem</w:t>
@@ -697,7 +697,7 @@
             <w:r>
               <w:rPr>
                 <w:rFonts w:ascii="Consolas" w:hAnsi="Consolas"/>
-                <w:color w:val="8B1A1A"/>
+                <w:color w:val="000000"/>
                 <w:sz w:val="20"/>
               </w:rPr>
               <w:t>problem</w:t>
@@ -713,7 +713,7 @@
             <w:r>
               <w:rPr>
                 <w:rFonts w:ascii="Consolas" w:hAnsi="Consolas"/>
-                <w:color w:val="8B1A1A"/>
+                <w:color w:val="000000"/>
                 <w:sz w:val="20"/>
               </w:rPr>
               <w:t>nl_statement</w:t>
@@ -745,7 +745,7 @@
             <w:r>
               <w:rPr>
                 <w:rFonts w:ascii="Consolas" w:hAnsi="Consolas"/>
-                <w:color w:val="8B1A1A"/>
+                <w:color w:val="000000"/>
                 <w:sz w:val="20"/>
               </w:rPr>
               <w:t>nl_solution</w:t>
@@ -761,7 +761,7 @@
             <w:r>
               <w:rPr>
                 <w:rFonts w:ascii="Consolas" w:hAnsi="Consolas"/>
-                <w:color w:val="8B1A1A"/>
+                <w:color w:val="000000"/>
                 <w:sz w:val="20"/>
               </w:rPr>
               <w:t>solution</w:t>
@@ -777,7 +777,7 @@
             <w:r>
               <w:rPr>
                 <w:rFonts w:ascii="Consolas" w:hAnsi="Consolas"/>
-                <w:color w:val="8B1A1A"/>
+                <w:color w:val="000000"/>
                 <w:sz w:val="20"/>
               </w:rPr>
               <w:t>nl_proof</w:t>
@@ -809,7 +809,7 @@
             <w:r>
               <w:rPr>
                 <w:rFonts w:ascii="Consolas" w:hAnsi="Consolas"/>
-                <w:color w:val="8B1A1A"/>
+                <w:color w:val="000000"/>
                 <w:sz w:val="20"/>
               </w:rPr>
               <w:t>formal_language</w:t>
@@ -839,7 +839,7 @@
             <w:r>
               <w:rPr>
                 <w:rFonts w:ascii="Consolas" w:hAnsi="Consolas"/>
-                <w:color w:val="8B1A1A"/>
+                <w:color w:val="000000"/>
                 <w:sz w:val="20"/>
               </w:rPr>
               <w:t>lean3</w:t>
@@ -855,7 +855,7 @@
             <w:r>
               <w:rPr>
                 <w:rFonts w:ascii="Consolas" w:hAnsi="Consolas"/>
-                <w:color w:val="8B1A1A"/>
+                <w:color w:val="000000"/>
                 <w:sz w:val="20"/>
               </w:rPr>
               <w:t>lean4</w:t>
@@ -873,7 +873,7 @@
             <w:r>
               <w:rPr>
                 <w:rFonts w:ascii="Consolas" w:hAnsi="Consolas"/>
-                <w:color w:val="8B1A1A"/>
+                <w:color w:val="000000"/>
                 <w:sz w:val="20"/>
               </w:rPr>
               <w:t>formal_statement</w:t>
@@ -903,7 +903,7 @@
             <w:r>
               <w:rPr>
                 <w:rFonts w:ascii="Consolas" w:hAnsi="Consolas"/>
-                <w:color w:val="8B1A1A"/>
+                <w:color w:val="000000"/>
                 <w:sz w:val="20"/>
               </w:rPr>
               <w:t>formal_statement</w:t>
@@ -919,7 +919,7 @@
             <w:r>
               <w:rPr>
                 <w:rFonts w:ascii="Consolas" w:hAnsi="Consolas"/>
-                <w:color w:val="8B1A1A"/>
+                <w:color w:val="000000"/>
                 <w:sz w:val="20"/>
               </w:rPr>
               <w:t>code</w:t>
@@ -933,7 +933,7 @@
             <w:r>
               <w:rPr>
                 <w:rFonts w:ascii="Consolas" w:hAnsi="Consolas"/>
-                <w:color w:val="8B1A1A"/>
+                <w:color w:val="000000"/>
                 <w:sz w:val="20"/>
               </w:rPr>
               <w:t>:=</w:t>
@@ -957,7 +957,7 @@
             <w:r>
               <w:rPr>
                 <w:rFonts w:ascii="Consolas" w:hAnsi="Consolas"/>
-                <w:color w:val="8B1A1A"/>
+                <w:color w:val="000000"/>
                 <w:sz w:val="20"/>
               </w:rPr>
               <w:t>formal_proof</w:t>
@@ -1017,7 +1017,7 @@
             <w:r>
               <w:rPr>
                 <w:rFonts w:ascii="Consolas" w:hAnsi="Consolas"/>
-                <w:color w:val="8B1A1A"/>
+                <w:color w:val="000000"/>
                 <w:sz w:val="20"/>
               </w:rPr>
               <w:t>formal_header</w:t>
@@ -1047,7 +1047,7 @@
             <w:r>
               <w:rPr>
                 <w:rFonts w:ascii="Consolas" w:hAnsi="Consolas"/>
-                <w:color w:val="8B1A1A"/>
+                <w:color w:val="000000"/>
                 <w:sz w:val="20"/>
               </w:rPr>
               <w:t>src_header</w:t>
@@ -1063,7 +1063,7 @@
             <w:r>
               <w:rPr>
                 <w:rFonts w:ascii="Consolas" w:hAnsi="Consolas"/>
-                <w:color w:val="8B1A1A"/>
+                <w:color w:val="000000"/>
                 <w:sz w:val="20"/>
               </w:rPr>
               <w:t>imports</w:t>
@@ -1087,7 +1087,7 @@
             <w:r>
               <w:rPr>
                 <w:rFonts w:ascii="Consolas" w:hAnsi="Consolas"/>
-                <w:color w:val="8B1A1A"/>
+                <w:color w:val="000000"/>
                 <w:sz w:val="20"/>
               </w:rPr>
               <w:t>formal_goal</w:t>
@@ -1131,7 +1131,7 @@
             <w:r>
               <w:rPr>
                 <w:rFonts w:ascii="Consolas" w:hAnsi="Consolas"/>
-                <w:color w:val="8B1A1A"/>
+                <w:color w:val="000000"/>
                 <w:sz w:val="20"/>
               </w:rPr>
               <w:t>state_before</w:t>
@@ -1155,7 +1155,7 @@
             <w:r>
               <w:rPr>
                 <w:rFonts w:ascii="Consolas" w:hAnsi="Consolas"/>
-                <w:color w:val="8B1A1A"/>
+                <w:color w:val="000000"/>
                 <w:sz w:val="20"/>
               </w:rPr>
               <w:t>lean_full_name</w:t>
@@ -1169,7 +1169,7 @@
             <w:r>
               <w:rPr>
                 <w:rFonts w:ascii="Consolas" w:hAnsi="Consolas"/>
-                <w:color w:val="8B1A1A"/>
+                <w:color w:val="000000"/>
                 <w:sz w:val="20"/>
               </w:rPr>
               <w:t>lean_file_path</w:t>
@@ -1213,7 +1213,7 @@
             <w:r>
               <w:rPr>
                 <w:rFonts w:ascii="Consolas" w:hAnsi="Consolas"/>
-                <w:color w:val="8B1A1A"/>
+                <w:color w:val="000000"/>
                 <w:sz w:val="20"/>
               </w:rPr>
               <w:t>full_name</w:t>
@@ -1227,7 +1227,7 @@
             <w:r>
               <w:rPr>
                 <w:rFonts w:ascii="Consolas" w:hAnsi="Consolas"/>
-                <w:color w:val="8B1A1A"/>
+                <w:color w:val="000000"/>
                 <w:sz w:val="20"/>
               </w:rPr>
               <w:t>file_path</w:t>
@@ -1245,7 +1245,7 @@
             <w:r>
               <w:rPr>
                 <w:rFonts w:ascii="Consolas" w:hAnsi="Consolas"/>
-                <w:color w:val="8B1A1A"/>
+                <w:color w:val="000000"/>
                 <w:sz w:val="20"/>
               </w:rPr>
               <w:t>lean_start_line</w:t>
@@ -1259,7 +1259,7 @@
             <w:r>
               <w:rPr>
                 <w:rFonts w:ascii="Consolas" w:hAnsi="Consolas"/>
-                <w:color w:val="8B1A1A"/>
+                <w:color w:val="000000"/>
                 <w:sz w:val="20"/>
               </w:rPr>
               <w:t>lean_end_line</w:t>
@@ -1303,7 +1303,7 @@
             <w:r>
               <w:rPr>
                 <w:rFonts w:ascii="Consolas" w:hAnsi="Consolas"/>
-                <w:color w:val="8B1A1A"/>
+                <w:color w:val="000000"/>
                 <w:sz w:val="20"/>
               </w:rPr>
               <w:t>start[0]</w:t>
@@ -1317,7 +1317,7 @@
             <w:r>
               <w:rPr>
                 <w:rFonts w:ascii="Consolas" w:hAnsi="Consolas"/>
-                <w:color w:val="8B1A1A"/>
+                <w:color w:val="000000"/>
                 <w:sz w:val="20"/>
               </w:rPr>
               <w:t>end[0]</w:t>
@@ -1335,7 +1335,7 @@
             <w:r>
               <w:rPr>
                 <w:rFonts w:ascii="Consolas" w:hAnsi="Consolas"/>
-                <w:color w:val="8B1A1A"/>
+                <w:color w:val="000000"/>
                 <w:sz w:val="20"/>
               </w:rPr>
               <w:t>tactics</w:t>
@@ -1349,7 +1349,7 @@
             <w:r>
               <w:rPr>
                 <w:rFonts w:ascii="Consolas" w:hAnsi="Consolas"/>
-                <w:color w:val="8B1A1A"/>
+                <w:color w:val="000000"/>
                 <w:sz w:val="20"/>
               </w:rPr>
               <w:t>premises</w:t>
@@ -1399,7 +1399,7 @@
             <w:r>
               <w:rPr>
                 <w:rFonts w:ascii="Consolas" w:hAnsi="Consolas"/>
-                <w:color w:val="8B1A1A"/>
+                <w:color w:val="000000"/>
                 <w:sz w:val="20"/>
               </w:rPr>
               <w:t>annotated_tactic</w:t>
@@ -1417,7 +1417,7 @@
             <w:r>
               <w:rPr>
                 <w:rFonts w:ascii="Consolas" w:hAnsi="Consolas"/>
-                <w:color w:val="8B1A1A"/>
+                <w:color w:val="000000"/>
                 <w:sz w:val="20"/>
               </w:rPr>
               <w:t>extra_json</w:t>
@@ -1433,7 +1433,7 @@
             <w:r>
               <w:rPr>
                 <w:rFonts w:ascii="Consolas" w:hAnsi="Consolas"/>
-                <w:color w:val="8B1A1A"/>
+                <w:color w:val="000000"/>
                 <w:sz w:val="20"/>
               </w:rPr>
               <w:t>messages</w:t>
@@ -1475,7 +1475,7 @@
             <w:r>
               <w:rPr>
                 <w:rFonts w:ascii="Consolas" w:hAnsi="Consolas"/>
-                <w:color w:val="8B1A1A"/>
+                <w:color w:val="000000"/>
                 <w:sz w:val="20"/>
               </w:rPr>
               <w:t>novel_premises</w:t>
@@ -1489,7 +1489,7 @@
             <w:r>
               <w:rPr>
                 <w:rFonts w:ascii="Consolas" w:hAnsi="Consolas"/>
-                <w:color w:val="8B1A1A"/>
+                <w:color w:val="000000"/>
                 <w:sz w:val="20"/>
               </w:rPr>
               <w:t>url</w:t>
@@ -1503,7 +1503,7 @@
             <w:r>
               <w:rPr>
                 <w:rFonts w:ascii="Consolas" w:hAnsi="Consolas"/>
-                <w:color w:val="8B1A1A"/>
+                <w:color w:val="000000"/>
                 <w:sz w:val="20"/>
               </w:rPr>
               <w:t>commit</w:t>
@@ -1537,7 +1537,7 @@
         <w:tc>
           <w:tcPr>
             <w:tcW w:type="dxa" w:w="2436"/>
-            <w:shd w:val="clear" w:color="auto" w:fill="D9E2F3"/>
+            <w:shd w:val="clear" w:color="auto" w:fill="E7E6E6"/>
           </w:tcPr>
           <w:p>
             <w:r>
@@ -1557,7 +1557,7 @@
         <w:tc>
           <w:tcPr>
             <w:tcW w:type="dxa" w:w="2436"/>
-            <w:shd w:val="clear" w:color="auto" w:fill="D9E2F3"/>
+            <w:shd w:val="clear" w:color="auto" w:fill="E7E6E6"/>
           </w:tcPr>
           <w:p>
             <w:r>
@@ -1577,7 +1577,7 @@
         <w:tc>
           <w:tcPr>
             <w:tcW w:type="dxa" w:w="2436"/>
-            <w:shd w:val="clear" w:color="auto" w:fill="D9E2F3"/>
+            <w:shd w:val="clear" w:color="auto" w:fill="E7E6E6"/>
           </w:tcPr>
           <w:p>
             <w:r>
@@ -1597,7 +1597,7 @@
         <w:tc>
           <w:tcPr>
             <w:tcW w:type="dxa" w:w="2436"/>
-            <w:shd w:val="clear" w:color="auto" w:fill="D9E2F3"/>
+            <w:shd w:val="clear" w:color="auto" w:fill="E7E6E6"/>
           </w:tcPr>
           <w:p>
             <w:r>
@@ -1625,7 +1625,7 @@
             <w:r>
               <w:rPr>
                 <w:rFonts w:ascii="Consolas" w:hAnsi="Consolas"/>
-                <w:color w:val="8B1A1A"/>
+                <w:color w:val="000000"/>
                 <w:sz w:val="20"/>
               </w:rPr>
               <w:t>record_id</w:t>
@@ -1675,7 +1675,7 @@
             <w:r>
               <w:rPr>
                 <w:rFonts w:ascii="Consolas" w:hAnsi="Consolas"/>
-                <w:color w:val="8B1A1A"/>
+                <w:color w:val="000000"/>
                 <w:sz w:val="20"/>
               </w:rPr>
               <w:t>(record_id, source_version)</w:t>
@@ -1693,7 +1693,7 @@
             <w:r>
               <w:rPr>
                 <w:rFonts w:ascii="Consolas" w:hAnsi="Consolas"/>
-                <w:color w:val="8B1A1A"/>
+                <w:color w:val="000000"/>
                 <w:sz w:val="20"/>
               </w:rPr>
               <w:t>source</w:t>
@@ -1753,7 +1753,7 @@
             <w:r>
               <w:rPr>
                 <w:rFonts w:ascii="Consolas" w:hAnsi="Consolas"/>
-                <w:color w:val="8B1A1A"/>
+                <w:color w:val="000000"/>
                 <w:sz w:val="20"/>
               </w:rPr>
               <w:t>source_version</w:t>
@@ -1813,7 +1813,7 @@
             <w:r>
               <w:rPr>
                 <w:rFonts w:ascii="Consolas" w:hAnsi="Consolas"/>
-                <w:color w:val="8B1A1A"/>
+                <w:color w:val="000000"/>
                 <w:sz w:val="20"/>
               </w:rPr>
               <w:t>record_type</w:t>
@@ -1873,7 +1873,7 @@
             <w:r>
               <w:rPr>
                 <w:rFonts w:ascii="Consolas" w:hAnsi="Consolas"/>
-                <w:color w:val="8B1A1A"/>
+                <w:color w:val="000000"/>
                 <w:sz w:val="20"/>
               </w:rPr>
               <w:t>nl_problem</w:t>
@@ -1923,7 +1923,7 @@
             <w:r>
               <w:rPr>
                 <w:rFonts w:ascii="Consolas" w:hAnsi="Consolas"/>
-                <w:color w:val="8B1A1A"/>
+                <w:color w:val="000000"/>
                 <w:sz w:val="20"/>
               </w:rPr>
               <w:t>record_type ≠ formal_theorem</w:t>
@@ -1941,7 +1941,7 @@
             <w:r>
               <w:rPr>
                 <w:rFonts w:ascii="Consolas" w:hAnsi="Consolas"/>
-                <w:color w:val="8B1A1A"/>
+                <w:color w:val="000000"/>
                 <w:sz w:val="20"/>
               </w:rPr>
               <w:t>formal_statement</w:t>
@@ -1991,7 +1991,7 @@
             <w:r>
               <w:rPr>
                 <w:rFonts w:ascii="Consolas" w:hAnsi="Consolas"/>
-                <w:color w:val="8B1A1A"/>
+                <w:color w:val="000000"/>
                 <w:sz w:val="20"/>
               </w:rPr>
               <w:t>record_type ≠ problem_solution</w:t>
@@ -2009,7 +2009,7 @@
             <w:r>
               <w:rPr>
                 <w:rFonts w:ascii="Consolas" w:hAnsi="Consolas"/>
-                <w:color w:val="8B1A1A"/>
+                <w:color w:val="000000"/>
                 <w:sz w:val="20"/>
               </w:rPr>
               <w:t>has_text/has_latex/has_lean</w:t>
@@ -2069,7 +2069,7 @@
             <w:r>
               <w:rPr>
                 <w:rFonts w:ascii="Consolas" w:hAnsi="Consolas"/>
-                <w:color w:val="8B1A1A"/>
+                <w:color w:val="000000"/>
                 <w:sz w:val="20"/>
               </w:rPr>
               <w:t>content_sha256</w:t>
@@ -2129,7 +2129,7 @@
             <w:r>
               <w:rPr>
                 <w:rFonts w:ascii="Consolas" w:hAnsi="Consolas"/>
-                <w:color w:val="8B1A1A"/>
+                <w:color w:val="000000"/>
                 <w:sz w:val="20"/>
               </w:rPr>
               <w:t>raw_uri</w:t>
@@ -2143,7 +2143,7 @@
             <w:r>
               <w:rPr>
                 <w:rFonts w:ascii="Consolas" w:hAnsi="Consolas"/>
-                <w:color w:val="8B1A1A"/>
+                <w:color w:val="000000"/>
                 <w:sz w:val="20"/>
               </w:rPr>
               <w:t>raw_sha256</w:t>
@@ -2157,7 +2157,7 @@
             <w:r>
               <w:rPr>
                 <w:rFonts w:ascii="Consolas" w:hAnsi="Consolas"/>
-                <w:color w:val="8B1A1A"/>
+                <w:color w:val="000000"/>
                 <w:sz w:val="20"/>
               </w:rPr>
               <w:t>raw_row</w:t>
@@ -2201,7 +2201,7 @@
             <w:r>
               <w:rPr>
                 <w:rFonts w:ascii="Consolas" w:hAnsi="Consolas"/>
-                <w:color w:val="8B1A1A"/>
+                <w:color w:val="000000"/>
                 <w:sz w:val="20"/>
               </w:rPr>
               <w:t>raw_sha256</w:t>
@@ -2225,7 +2225,7 @@
             <w:r>
               <w:rPr>
                 <w:rFonts w:ascii="Consolas" w:hAnsi="Consolas"/>
-                <w:color w:val="8B1A1A"/>
+                <w:color w:val="000000"/>
                 <w:sz w:val="20"/>
               </w:rPr>
               <w:t>license</w:t>
@@ -2285,7 +2285,7 @@
             <w:r>
               <w:rPr>
                 <w:rFonts w:ascii="Consolas" w:hAnsi="Consolas"/>
-                <w:color w:val="8B1A1A"/>
+                <w:color w:val="000000"/>
                 <w:sz w:val="20"/>
               </w:rPr>
               <w:t>schema_version</w:t>
@@ -2355,7 +2355,7 @@
       <w:r>
         <w:rPr>
           <w:rFonts w:ascii="Consolas" w:hAnsi="Consolas"/>
-          <w:color w:val="8B1A1A"/>
+          <w:color w:val="000000"/>
           <w:sz w:val="19"/>
         </w:rPr>
         <w:t>lean_tactic</w:t>
@@ -2374,7 +2374,7 @@
       <w:r>
         <w:rPr>
           <w:rFonts w:ascii="Consolas" w:hAnsi="Consolas"/>
-          <w:color w:val="8B1A1A"/>
+          <w:color w:val="000000"/>
           <w:sz w:val="19"/>
         </w:rPr>
         <w:t>source/source_version</w:t>
@@ -2385,7 +2385,7 @@
       <w:r>
         <w:rPr>
           <w:rFonts w:ascii="Consolas" w:hAnsi="Consolas"/>
-          <w:color w:val="8B1A1A"/>
+          <w:color w:val="000000"/>
           <w:sz w:val="19"/>
         </w:rPr>
         <w:t>subset</w:t>
@@ -2404,7 +2404,7 @@
       <w:r>
         <w:rPr>
           <w:rFonts w:ascii="Consolas" w:hAnsi="Consolas"/>
-          <w:color w:val="8B1A1A"/>
+          <w:color w:val="000000"/>
           <w:sz w:val="19"/>
         </w:rPr>
         <w:t>\dfrac</w:t>
@@ -2415,7 +2415,7 @@
       <w:r>
         <w:rPr>
           <w:rFonts w:ascii="Consolas" w:hAnsi="Consolas"/>
-          <w:color w:val="8B1A1A"/>
+          <w:color w:val="000000"/>
           <w:sz w:val="19"/>
         </w:rPr>
         <w:t>\frac</w:t>
@@ -2799,6 +2799,7 @@
     <w:rsid w:val="00FC693F"/>
     <w:rPr>
       <w:rFonts w:ascii="Times New Roman" w:hAnsi="Times New Roman" w:eastAsia="Times New Roman"/>
+      <w:color w:val="000000"/>
       <w:sz w:val="24"/>
     </w:rPr>
   </w:style>
@@ -2864,7 +2865,7 @@
       <w:rFonts w:ascii="Times New Roman" w:hAnsi="Times New Roman" w:eastAsia="Times New Roman" w:cs="Times New Roman"/>
       <w:b/>
       <w:bCs/>
-      <w:color w:val="1F3A68"/>
+      <w:color w:val="000000"/>
       <w:sz w:val="28"/>
       <w:szCs w:val="28"/>
     </w:rPr>
@@ -2888,7 +2889,7 @@
       <w:rFonts w:ascii="Times New Roman" w:hAnsi="Times New Roman" w:eastAsia="Times New Roman" w:cs="Times New Roman"/>
       <w:b/>
       <w:bCs/>
-      <w:color w:val="1F3A68"/>
+      <w:color w:val="000000"/>
       <w:sz w:val="26"/>
       <w:szCs w:val="26"/>
     </w:rPr>
@@ -2912,7 +2913,7 @@
       <w:rFonts w:ascii="Times New Roman" w:hAnsi="Times New Roman" w:eastAsia="Times New Roman" w:cs="Times New Roman"/>
       <w:b/>
       <w:bCs/>
-      <w:color w:val="1F3A68"/>
+      <w:color w:val="000000"/>
     </w:rPr>
   </w:style>
   <w:style w:type="paragraph" w:styleId="Heading4">
@@ -2937,7 +2938,7 @@
       <w:bCs/>
       <w:i/>
       <w:iCs/>
-      <w:color w:val="1F3A68"/>
+      <w:color w:val="000000"/>
     </w:rPr>
   </w:style>
   <w:style w:type="paragraph" w:styleId="Heading5">
@@ -2958,7 +2959,7 @@
     </w:pPr>
     <w:rPr>
       <w:rFonts w:asciiTheme="majorHAnsi" w:eastAsiaTheme="majorEastAsia" w:hAnsiTheme="majorHAnsi" w:cstheme="majorBidi"/>
-      <w:color w:val="243F60" w:themeColor="accent1" w:themeShade="7F"/>
+      <w:color w:val="000000"/>
     </w:rPr>
   </w:style>
   <w:style w:type="paragraph" w:styleId="Heading6">
@@ -2981,7 +2982,7 @@
       <w:rFonts w:asciiTheme="majorHAnsi" w:eastAsiaTheme="majorEastAsia" w:hAnsiTheme="majorHAnsi" w:cstheme="majorBidi"/>
       <w:i/>
       <w:iCs/>
-      <w:color w:val="243F60" w:themeColor="accent1" w:themeShade="7F"/>
+      <w:color w:val="000000"/>
     </w:rPr>
   </w:style>
   <w:style w:type="paragraph" w:styleId="Heading7">
@@ -3004,7 +3005,7 @@
       <w:rFonts w:asciiTheme="majorHAnsi" w:eastAsiaTheme="majorEastAsia" w:hAnsiTheme="majorHAnsi" w:cstheme="majorBidi"/>
       <w:i/>
       <w:iCs/>
-      <w:color w:val="404040" w:themeColor="text1" w:themeTint="BF"/>
+      <w:color w:val="000000"/>
     </w:rPr>
   </w:style>
   <w:style w:type="paragraph" w:styleId="Heading8">
@@ -3025,7 +3026,7 @@
     </w:pPr>
     <w:rPr>
       <w:rFonts w:asciiTheme="majorHAnsi" w:eastAsiaTheme="majorEastAsia" w:hAnsiTheme="majorHAnsi" w:cstheme="majorBidi"/>
-      <w:color w:val="4F81BD" w:themeColor="accent1"/>
+      <w:color w:val="000000"/>
       <w:sz w:val="20"/>
       <w:szCs w:val="20"/>
     </w:rPr>
@@ -3050,7 +3051,7 @@
       <w:rFonts w:asciiTheme="majorHAnsi" w:eastAsiaTheme="majorEastAsia" w:hAnsiTheme="majorHAnsi" w:cstheme="majorBidi"/>
       <w:i/>
       <w:iCs/>
-      <w:color w:val="404040" w:themeColor="text1" w:themeTint="BF"/>
+      <w:color w:val="000000"/>
       <w:sz w:val="20"/>
       <w:szCs w:val="20"/>
     </w:rPr>
@@ -3101,7 +3102,7 @@
       <w:rFonts w:asciiTheme="majorHAnsi" w:eastAsiaTheme="majorEastAsia" w:hAnsiTheme="majorHAnsi" w:cstheme="majorBidi"/>
       <w:b/>
       <w:bCs/>
-      <w:color w:val="365F91" w:themeColor="accent1" w:themeShade="BF"/>
+      <w:color w:val="000000"/>
       <w:sz w:val="28"/>
       <w:szCs w:val="28"/>
     </w:rPr>
@@ -3116,7 +3117,7 @@
       <w:rFonts w:asciiTheme="majorHAnsi" w:eastAsiaTheme="majorEastAsia" w:hAnsiTheme="majorHAnsi" w:cstheme="majorBidi"/>
       <w:b/>
       <w:bCs/>
-      <w:color w:val="4F81BD" w:themeColor="accent1"/>
+      <w:color w:val="000000"/>
       <w:sz w:val="26"/>
       <w:szCs w:val="26"/>
     </w:rPr>
@@ -3131,7 +3132,7 @@
       <w:rFonts w:asciiTheme="majorHAnsi" w:eastAsiaTheme="majorEastAsia" w:hAnsiTheme="majorHAnsi" w:cstheme="majorBidi"/>
       <w:b/>
       <w:bCs/>
-      <w:color w:val="4F81BD" w:themeColor="accent1"/>
+      <w:color w:val="000000"/>
     </w:rPr>
   </w:style>
   <w:style w:type="paragraph" w:styleId="Title">
@@ -3151,7 +3152,7 @@
     </w:pPr>
     <w:rPr>
       <w:rFonts w:ascii="Times New Roman" w:hAnsi="Times New Roman" w:eastAsia="Times New Roman" w:cs="Times New Roman"/>
-      <w:color w:val="1F3A68"/>
+      <w:color w:val="000000"/>
       <w:spacing w:val="5"/>
       <w:kern w:val="28"/>
       <w:sz w:val="52"/>
@@ -3166,7 +3167,7 @@
     <w:rsid w:val="00FC693F"/>
     <w:rPr>
       <w:rFonts w:asciiTheme="majorHAnsi" w:eastAsiaTheme="majorEastAsia" w:hAnsiTheme="majorHAnsi" w:cstheme="majorBidi"/>
-      <w:color w:val="17365D" w:themeColor="text2" w:themeShade="BF"/>
+      <w:color w:val="000000"/>
       <w:spacing w:val="5"/>
       <w:kern w:val="28"/>
       <w:sz w:val="52"/>
@@ -3190,7 +3191,7 @@
       <w:rFonts w:asciiTheme="majorHAnsi" w:eastAsiaTheme="majorEastAsia" w:hAnsiTheme="majorHAnsi" w:cstheme="majorBidi"/>
       <w:i/>
       <w:iCs/>
-      <w:color w:val="4F81BD" w:themeColor="accent1"/>
+      <w:color w:val="000000"/>
       <w:spacing w:val="15"/>
       <w:sz w:val="24"/>
       <w:szCs w:val="24"/>
@@ -3206,7 +3207,7 @@
       <w:rFonts w:asciiTheme="majorHAnsi" w:eastAsiaTheme="majorEastAsia" w:hAnsiTheme="majorHAnsi" w:cstheme="majorBidi"/>
       <w:i/>
       <w:iCs/>
-      <w:color w:val="4F81BD" w:themeColor="accent1"/>
+      <w:color w:val="000000"/>
       <w:spacing w:val="15"/>
       <w:sz w:val="24"/>
       <w:szCs w:val="24"/>
@@ -3478,7 +3479,7 @@
     <w:rPr>
       <w:i/>
       <w:iCs/>
-      <w:color w:val="000000" w:themeColor="text1"/>
+      <w:color w:val="000000"/>
     </w:rPr>
   </w:style>
   <w:style w:type="character" w:customStyle="1" w:styleId="QuoteChar">
@@ -3490,7 +3491,7 @@
     <w:rPr>
       <w:i/>
       <w:iCs/>
-      <w:color w:val="000000" w:themeColor="text1"/>
+      <w:color w:val="000000"/>
     </w:rPr>
   </w:style>
   <w:style w:type="character" w:customStyle="1" w:styleId="Heading4Char">
@@ -3506,7 +3507,7 @@
       <w:bCs/>
       <w:i/>
       <w:iCs/>
-      <w:color w:val="4F81BD" w:themeColor="accent1"/>
+      <w:color w:val="000000"/>
     </w:rPr>
   </w:style>
   <w:style w:type="character" w:customStyle="1" w:styleId="Heading5Char">
@@ -3518,7 +3519,7 @@
     <w:rsid w:val="00FC693F"/>
     <w:rPr>
       <w:rFonts w:asciiTheme="majorHAnsi" w:eastAsiaTheme="majorEastAsia" w:hAnsiTheme="majorHAnsi" w:cstheme="majorBidi"/>
-      <w:color w:val="243F60" w:themeColor="accent1" w:themeShade="7F"/>
+      <w:color w:val="000000"/>
     </w:rPr>
   </w:style>
   <w:style w:type="character" w:customStyle="1" w:styleId="Heading6Char">
@@ -3532,7 +3533,7 @@
       <w:rFonts w:asciiTheme="majorHAnsi" w:eastAsiaTheme="majorEastAsia" w:hAnsiTheme="majorHAnsi" w:cstheme="majorBidi"/>
       <w:i/>
       <w:iCs/>
-      <w:color w:val="243F60" w:themeColor="accent1" w:themeShade="7F"/>
+      <w:color w:val="000000"/>
     </w:rPr>
   </w:style>
   <w:style w:type="character" w:customStyle="1" w:styleId="Heading7Char">
@@ -3546,7 +3547,7 @@
       <w:rFonts w:asciiTheme="majorHAnsi" w:eastAsiaTheme="majorEastAsia" w:hAnsiTheme="majorHAnsi" w:cstheme="majorBidi"/>
       <w:i/>
       <w:iCs/>
-      <w:color w:val="404040" w:themeColor="text1" w:themeTint="BF"/>
+      <w:color w:val="000000"/>
     </w:rPr>
   </w:style>
   <w:style w:type="character" w:customStyle="1" w:styleId="Heading8Char">
@@ -3558,7 +3559,7 @@
     <w:rsid w:val="00FC693F"/>
     <w:rPr>
       <w:rFonts w:asciiTheme="majorHAnsi" w:eastAsiaTheme="majorEastAsia" w:hAnsiTheme="majorHAnsi" w:cstheme="majorBidi"/>
-      <w:color w:val="4F81BD" w:themeColor="accent1"/>
+      <w:color w:val="000000"/>
       <w:sz w:val="20"/>
       <w:szCs w:val="20"/>
     </w:rPr>
@@ -3574,7 +3575,7 @@
       <w:rFonts w:asciiTheme="majorHAnsi" w:eastAsiaTheme="majorEastAsia" w:hAnsiTheme="majorHAnsi" w:cstheme="majorBidi"/>
       <w:i/>
       <w:iCs/>
-      <w:color w:val="404040" w:themeColor="text1" w:themeTint="BF"/>
+      <w:color w:val="000000"/>
       <w:sz w:val="20"/>
       <w:szCs w:val="20"/>
     </w:rPr>
@@ -3594,7 +3595,7 @@
     <w:rPr>
       <w:b/>
       <w:bCs/>
-      <w:color w:val="4F81BD" w:themeColor="accent1"/>
+      <w:color w:val="000000"/>
       <w:sz w:val="18"/>
       <w:szCs w:val="18"/>
     </w:rPr>
@@ -3641,7 +3642,7 @@
       <w:bCs/>
       <w:i/>
       <w:iCs/>
-      <w:color w:val="4F81BD" w:themeColor="accent1"/>
+      <w:color w:val="000000"/>
     </w:rPr>
   </w:style>
   <w:style w:type="character" w:customStyle="1" w:styleId="IntenseQuoteChar">
@@ -3655,7 +3656,7 @@
       <w:bCs/>
       <w:i/>
       <w:iCs/>
-      <w:color w:val="4F81BD" w:themeColor="accent1"/>
+      <w:color w:val="000000"/>
     </w:rPr>
   </w:style>
   <w:style w:type="character" w:styleId="SubtleEmphasis">
@@ -3667,7 +3668,7 @@
     <w:rPr>
       <w:i/>
       <w:iCs/>
-      <w:color w:val="808080" w:themeColor="text1" w:themeTint="7F"/>
+      <w:color w:val="000000"/>
     </w:rPr>
   </w:style>
   <w:style w:type="character" w:styleId="IntenseEmphasis">
@@ -3681,7 +3682,7 @@
       <w:bCs/>
       <w:i/>
       <w:iCs/>
-      <w:color w:val="4F81BD" w:themeColor="accent1"/>
+      <w:color w:val="000000"/>
     </w:rPr>
   </w:style>
   <w:style w:type="character" w:styleId="SubtleReference">
@@ -3692,7 +3693,7 @@
     <w:rsid w:val="00FC693F"/>
     <w:rPr>
       <w:smallCaps/>
-      <w:color w:val="C0504D" w:themeColor="accent2"/>
+      <w:color w:val="000000"/>
       <w:u w:val="single"/>
     </w:rPr>
   </w:style>
@@ -3706,7 +3707,7 @@
       <w:b/>
       <w:bCs/>
       <w:smallCaps/>
-      <w:color w:val="C0504D" w:themeColor="accent2"/>
+      <w:color w:val="000000"/>
       <w:spacing w:val="5"/>
       <w:u w:val="single"/>
     </w:rPr>
@@ -3772,7 +3773,7 @@
       <w:spacing w:after="0" w:line="240" w:lineRule="auto"/>
     </w:pPr>
     <w:rPr>
-      <w:color w:val="000000" w:themeColor="text1" w:themeShade="BF"/>
+      <w:color w:val="000000"/>
     </w:rPr>
     <w:tblPr>
       <w:tblStyleRowBandSize w:val="1"/>
@@ -3875,7 +3876,7 @@
       <w:spacing w:after="0" w:line="240" w:lineRule="auto"/>
     </w:pPr>
     <w:rPr>
-      <w:color w:val="365F91" w:themeColor="accent1" w:themeShade="BF"/>
+      <w:color w:val="000000"/>
     </w:rPr>
     <w:tblPr>
       <w:tblStyleRowBandSize w:val="1"/>
@@ -3978,7 +3979,7 @@
       <w:spacing w:after="0" w:line="240" w:lineRule="auto"/>
     </w:pPr>
     <w:rPr>
-      <w:color w:val="943634" w:themeColor="accent2" w:themeShade="BF"/>
+      <w:color w:val="000000"/>
     </w:rPr>
     <w:tblPr>
       <w:tblStyleRowBandSize w:val="1"/>
@@ -4081,7 +4082,7 @@
       <w:spacing w:after="0" w:line="240" w:lineRule="auto"/>
     </w:pPr>
     <w:rPr>
-      <w:color w:val="76923C" w:themeColor="accent3" w:themeShade="BF"/>
+      <w:color w:val="000000"/>
     </w:rPr>
     <w:tblPr>
       <w:tblStyleRowBandSize w:val="1"/>
@@ -4184,7 +4185,7 @@
       <w:spacing w:after="0" w:line="240" w:lineRule="auto"/>
     </w:pPr>
     <w:rPr>
-      <w:color w:val="5F497A" w:themeColor="accent4" w:themeShade="BF"/>
+      <w:color w:val="000000"/>
     </w:rPr>
     <w:tblPr>
       <w:tblStyleRowBandSize w:val="1"/>
@@ -4287,7 +4288,7 @@
       <w:spacing w:after="0" w:line="240" w:lineRule="auto"/>
     </w:pPr>
     <w:rPr>
-      <w:color w:val="31849B" w:themeColor="accent5" w:themeShade="BF"/>
+      <w:color w:val="000000"/>
     </w:rPr>
     <w:tblPr>
       <w:tblStyleRowBandSize w:val="1"/>
@@ -4390,7 +4391,7 @@
       <w:spacing w:after="0" w:line="240" w:lineRule="auto"/>
     </w:pPr>
     <w:rPr>
-      <w:color w:val="E36C0A" w:themeColor="accent6" w:themeShade="BF"/>
+      <w:color w:val="000000"/>
     </w:rPr>
     <w:tblPr>
       <w:tblStyleRowBandSize w:val="1"/>
@@ -4516,7 +4517,7 @@
       <w:rPr>
         <w:b/>
         <w:bCs/>
-        <w:color w:val="FFFFFF" w:themeColor="background1"/>
+        <w:color w:val="000000"/>
       </w:rPr>
       <w:tblPr/>
       <w:tcPr>
@@ -4608,7 +4609,7 @@
       <w:rPr>
         <w:b/>
         <w:bCs/>
-        <w:color w:val="FFFFFF" w:themeColor="background1"/>
+        <w:color w:val="000000"/>
       </w:rPr>
       <w:tblPr/>
       <w:tcPr>
@@ -4700,7 +4701,7 @@
       <w:rPr>
         <w:b/>
         <w:bCs/>
-        <w:color w:val="FFFFFF" w:themeColor="background1"/>
+        <w:color w:val="000000"/>
       </w:rPr>
       <w:tblPr/>
       <w:tcPr>
@@ -4792,7 +4793,7 @@
       <w:rPr>
         <w:b/>
         <w:bCs/>
-        <w:color w:val="FFFFFF" w:themeColor="background1"/>
+        <w:color w:val="000000"/>
       </w:rPr>
       <w:tblPr/>
       <w:tcPr>
@@ -4884,7 +4885,7 @@
       <w:rPr>
         <w:b/>
         <w:bCs/>
-        <w:color w:val="FFFFFF" w:themeColor="background1"/>
+        <w:color w:val="000000"/>
       </w:rPr>
       <w:tblPr/>
       <w:tcPr>
@@ -4976,7 +4977,7 @@
       <w:rPr>
         <w:b/>
         <w:bCs/>
-        <w:color w:val="FFFFFF" w:themeColor="background1"/>
+        <w:color w:val="000000"/>
       </w:rPr>
       <w:tblPr/>
       <w:tcPr>
@@ -5068,7 +5069,7 @@
       <w:rPr>
         <w:b/>
         <w:bCs/>
-        <w:color w:val="FFFFFF" w:themeColor="background1"/>
+        <w:color w:val="000000"/>
       </w:rPr>
       <w:tblPr/>
       <w:tcPr>
@@ -6071,7 +6072,7 @@
       <w:rPr>
         <w:b/>
         <w:bCs/>
-        <w:color w:val="FFFFFF" w:themeColor="background1"/>
+        <w:color w:val="000000"/>
       </w:rPr>
       <w:tblPr/>
       <w:tcPr>
@@ -6177,7 +6178,7 @@
       <w:rPr>
         <w:b/>
         <w:bCs/>
-        <w:color w:val="FFFFFF" w:themeColor="background1"/>
+        <w:color w:val="000000"/>
       </w:rPr>
       <w:tblPr/>
       <w:tcPr>
@@ -6283,7 +6284,7 @@
       <w:rPr>
         <w:b/>
         <w:bCs/>
-        <w:color w:val="FFFFFF" w:themeColor="background1"/>
+        <w:color w:val="000000"/>
       </w:rPr>
       <w:tblPr/>
       <w:tcPr>
@@ -6389,7 +6390,7 @@
       <w:rPr>
         <w:b/>
         <w:bCs/>
-        <w:color w:val="FFFFFF" w:themeColor="background1"/>
+        <w:color w:val="000000"/>
       </w:rPr>
       <w:tblPr/>
       <w:tcPr>
@@ -6495,7 +6496,7 @@
       <w:rPr>
         <w:b/>
         <w:bCs/>
-        <w:color w:val="FFFFFF" w:themeColor="background1"/>
+        <w:color w:val="000000"/>
       </w:rPr>
       <w:tblPr/>
       <w:tcPr>
@@ -6601,7 +6602,7 @@
       <w:rPr>
         <w:b/>
         <w:bCs/>
-        <w:color w:val="FFFFFF" w:themeColor="background1"/>
+        <w:color w:val="000000"/>
       </w:rPr>
       <w:tblPr/>
       <w:tcPr>
@@ -6707,7 +6708,7 @@
       <w:rPr>
         <w:b/>
         <w:bCs/>
-        <w:color w:val="FFFFFF" w:themeColor="background1"/>
+        <w:color w:val="000000"/>
       </w:rPr>
       <w:tblPr/>
       <w:tcPr>
@@ -6810,7 +6811,7 @@
       <w:rPr>
         <w:b/>
         <w:bCs/>
-        <w:color w:val="FFFFFF" w:themeColor="background1"/>
+        <w:color w:val="000000"/>
       </w:rPr>
       <w:tblPr/>
       <w:tcPr>
@@ -6830,7 +6831,7 @@
         <w:spacing w:before="0" w:after="0" w:line="240" w:lineRule="auto"/>
       </w:pPr>
       <w:rPr>
-        <w:color w:val="auto"/>
+        <w:color w:val="000000"/>
       </w:rPr>
       <w:tblPr/>
       <w:tcPr>
@@ -6849,7 +6850,7 @@
       <w:rPr>
         <w:b/>
         <w:bCs/>
-        <w:color w:val="FFFFFF" w:themeColor="background1"/>
+        <w:color w:val="000000"/>
       </w:rPr>
       <w:tblPr/>
       <w:tcPr>
@@ -6868,7 +6869,7 @@
       <w:rPr>
         <w:b/>
         <w:bCs/>
-        <w:color w:val="FFFFFF" w:themeColor="background1"/>
+        <w:color w:val="000000"/>
       </w:rPr>
       <w:tblPr/>
       <w:tcPr>
@@ -6914,7 +6915,7 @@
     </w:tblStylePr>
     <w:tblStylePr w:type="nwCell">
       <w:rPr>
-        <w:color w:val="FFFFFF" w:themeColor="background1"/>
+        <w:color w:val="000000"/>
       </w:rPr>
       <w:tblPr/>
       <w:tcPr>
@@ -6959,7 +6960,7 @@
       <w:rPr>
         <w:b/>
         <w:bCs/>
-        <w:color w:val="FFFFFF" w:themeColor="background1"/>
+        <w:color w:val="000000"/>
       </w:rPr>
       <w:tblPr/>
       <w:tcPr>
@@ -6979,7 +6980,7 @@
         <w:spacing w:before="0" w:after="0" w:line="240" w:lineRule="auto"/>
       </w:pPr>
       <w:rPr>
-        <w:color w:val="auto"/>
+        <w:color w:val="000000"/>
       </w:rPr>
       <w:tblPr/>
       <w:tcPr>
@@ -6998,7 +6999,7 @@
       <w:rPr>
         <w:b/>
         <w:bCs/>
-        <w:color w:val="FFFFFF" w:themeColor="background1"/>
+        <w:color w:val="000000"/>
       </w:rPr>
       <w:tblPr/>
       <w:tcPr>
@@ -7017,7 +7018,7 @@
       <w:rPr>
         <w:b/>
         <w:bCs/>
-        <w:color w:val="FFFFFF" w:themeColor="background1"/>
+        <w:color w:val="000000"/>
       </w:rPr>
       <w:tblPr/>
       <w:tcPr>
@@ -7063,7 +7064,7 @@
     </w:tblStylePr>
     <w:tblStylePr w:type="nwCell">
       <w:rPr>
-        <w:color w:val="FFFFFF" w:themeColor="background1"/>
+        <w:color w:val="000000"/>
       </w:rPr>
       <w:tblPr/>
       <w:tcPr>
@@ -7108,7 +7109,7 @@
       <w:rPr>
         <w:b/>
         <w:bCs/>
-        <w:color w:val="FFFFFF" w:themeColor="background1"/>
+        <w:color w:val="000000"/>
       </w:rPr>
       <w:tblPr/>
       <w:tcPr>
@@ -7128,7 +7129,7 @@
         <w:spacing w:before="0" w:after="0" w:line="240" w:lineRule="auto"/>
       </w:pPr>
       <w:rPr>
-        <w:color w:val="auto"/>
+        <w:color w:val="000000"/>
       </w:rPr>
       <w:tblPr/>
       <w:tcPr>
@@ -7147,7 +7148,7 @@
       <w:rPr>
         <w:b/>
         <w:bCs/>
-        <w:color w:val="FFFFFF" w:themeColor="background1"/>
+        <w:color w:val="000000"/>
       </w:rPr>
       <w:tblPr/>
       <w:tcPr>
@@ -7166,7 +7167,7 @@
       <w:rPr>
         <w:b/>
         <w:bCs/>
-        <w:color w:val="FFFFFF" w:themeColor="background1"/>
+        <w:color w:val="000000"/>
       </w:rPr>
       <w:tblPr/>
       <w:tcPr>
@@ -7212,7 +7213,7 @@
     </w:tblStylePr>
     <w:tblStylePr w:type="nwCell">
       <w:rPr>
-        <w:color w:val="FFFFFF" w:themeColor="background1"/>
+        <w:color w:val="000000"/>
       </w:rPr>
       <w:tblPr/>
       <w:tcPr>
@@ -7257,7 +7258,7 @@
       <w:rPr>
         <w:b/>
         <w:bCs/>
-        <w:color w:val="FFFFFF" w:themeColor="background1"/>
+        <w:color w:val="000000"/>
       </w:rPr>
       <w:tblPr/>
       <w:tcPr>
@@ -7277,7 +7278,7 @@
         <w:spacing w:before="0" w:after="0" w:line="240" w:lineRule="auto"/>
       </w:pPr>
       <w:rPr>
-        <w:color w:val="auto"/>
+        <w:color w:val="000000"/>
       </w:rPr>
       <w:tblPr/>
       <w:tcPr>
@@ -7296,7 +7297,7 @@
       <w:rPr>
         <w:b/>
         <w:bCs/>
-        <w:color w:val="FFFFFF" w:themeColor="background1"/>
+        <w:color w:val="000000"/>
       </w:rPr>
       <w:tblPr/>
       <w:tcPr>
@@ -7315,7 +7316,7 @@
       <w:rPr>
         <w:b/>
         <w:bCs/>
-        <w:color w:val="FFFFFF" w:themeColor="background1"/>
+        <w:color w:val="000000"/>
       </w:rPr>
       <w:tblPr/>
       <w:tcPr>
@@ -7361,7 +7362,7 @@
     </w:tblStylePr>
     <w:tblStylePr w:type="nwCell">
       <w:rPr>
-        <w:color w:val="FFFFFF" w:themeColor="background1"/>
+        <w:color w:val="000000"/>
       </w:rPr>
       <w:tblPr/>
       <w:tcPr>
@@ -7406,7 +7407,7 @@
       <w:rPr>
         <w:b/>
         <w:bCs/>
-        <w:color w:val="FFFFFF" w:themeColor="background1"/>
+        <w:color w:val="000000"/>
       </w:rPr>
       <w:tblPr/>
       <w:tcPr>
@@ -7426,7 +7427,7 @@
         <w:spacing w:before="0" w:after="0" w:line="240" w:lineRule="auto"/>
       </w:pPr>
       <w:rPr>
-        <w:color w:val="auto"/>
+        <w:color w:val="000000"/>
       </w:rPr>
       <w:tblPr/>
       <w:tcPr>
@@ -7445,7 +7446,7 @@
       <w:rPr>
         <w:b/>
         <w:bCs/>
-        <w:color w:val="FFFFFF" w:themeColor="background1"/>
+        <w:color w:val="000000"/>
       </w:rPr>
       <w:tblPr/>
       <w:tcPr>
@@ -7464,7 +7465,7 @@
       <w:rPr>
         <w:b/>
         <w:bCs/>
-        <w:color w:val="FFFFFF" w:themeColor="background1"/>
+        <w:color w:val="000000"/>
       </w:rPr>
       <w:tblPr/>
       <w:tcPr>
@@ -7510,7 +7511,7 @@
     </w:tblStylePr>
     <w:tblStylePr w:type="nwCell">
       <w:rPr>
-        <w:color w:val="FFFFFF" w:themeColor="background1"/>
+        <w:color w:val="000000"/>
       </w:rPr>
       <w:tblPr/>
       <w:tcPr>
@@ -7555,7 +7556,7 @@
       <w:rPr>
         <w:b/>
         <w:bCs/>
-        <w:color w:val="FFFFFF" w:themeColor="background1"/>
+        <w:color w:val="000000"/>
       </w:rPr>
       <w:tblPr/>
       <w:tcPr>
@@ -7575,7 +7576,7 @@
         <w:spacing w:before="0" w:after="0" w:line="240" w:lineRule="auto"/>
       </w:pPr>
       <w:rPr>
-        <w:color w:val="auto"/>
+        <w:color w:val="000000"/>
       </w:rPr>
       <w:tblPr/>
       <w:tcPr>
@@ -7594,7 +7595,7 @@
       <w:rPr>
         <w:b/>
         <w:bCs/>
-        <w:color w:val="FFFFFF" w:themeColor="background1"/>
+        <w:color w:val="000000"/>
       </w:rPr>
       <w:tblPr/>
       <w:tcPr>
@@ -7613,7 +7614,7 @@
       <w:rPr>
         <w:b/>
         <w:bCs/>
-        <w:color w:val="FFFFFF" w:themeColor="background1"/>
+        <w:color w:val="000000"/>
       </w:rPr>
       <w:tblPr/>
       <w:tcPr>
@@ -7659,7 +7660,7 @@
     </w:tblStylePr>
     <w:tblStylePr w:type="nwCell">
       <w:rPr>
-        <w:color w:val="FFFFFF" w:themeColor="background1"/>
+        <w:color w:val="000000"/>
       </w:rPr>
       <w:tblPr/>
       <w:tcPr>
@@ -7704,7 +7705,7 @@
       <w:rPr>
         <w:b/>
         <w:bCs/>
-        <w:color w:val="FFFFFF" w:themeColor="background1"/>
+        <w:color w:val="000000"/>
       </w:rPr>
       <w:tblPr/>
       <w:tcPr>
@@ -7724,7 +7725,7 @@
         <w:spacing w:before="0" w:after="0" w:line="240" w:lineRule="auto"/>
       </w:pPr>
       <w:rPr>
-        <w:color w:val="auto"/>
+        <w:color w:val="000000"/>
       </w:rPr>
       <w:tblPr/>
       <w:tcPr>
@@ -7743,7 +7744,7 @@
       <w:rPr>
         <w:b/>
         <w:bCs/>
-        <w:color w:val="FFFFFF" w:themeColor="background1"/>
+        <w:color w:val="000000"/>
       </w:rPr>
       <w:tblPr/>
       <w:tcPr>
@@ -7762,7 +7763,7 @@
       <w:rPr>
         <w:b/>
         <w:bCs/>
-        <w:color w:val="FFFFFF" w:themeColor="background1"/>
+        <w:color w:val="000000"/>
       </w:rPr>
       <w:tblPr/>
       <w:tcPr>
@@ -7808,7 +7809,7 @@
     </w:tblStylePr>
     <w:tblStylePr w:type="nwCell">
       <w:rPr>
-        <w:color w:val="FFFFFF" w:themeColor="background1"/>
+        <w:color w:val="000000"/>
       </w:rPr>
       <w:tblPr/>
       <w:tcPr>
@@ -7832,7 +7833,7 @@
       <w:spacing w:after="0" w:line="240" w:lineRule="auto"/>
     </w:pPr>
     <w:rPr>
-      <w:color w:val="000000" w:themeColor="text1"/>
+      <w:color w:val="000000"/>
     </w:rPr>
     <w:tblPr>
       <w:tblStyleRowBandSize w:val="1"/>
@@ -7865,7 +7866,7 @@
       <w:rPr>
         <w:b/>
         <w:bCs/>
-        <w:color w:val="1F497D" w:themeColor="text2"/>
+        <w:color w:val="000000"/>
       </w:rPr>
       <w:tblPr/>
       <w:tcPr>
@@ -7916,7 +7917,7 @@
       <w:spacing w:after="0" w:line="240" w:lineRule="auto"/>
     </w:pPr>
     <w:rPr>
-      <w:color w:val="000000" w:themeColor="text1"/>
+      <w:color w:val="000000"/>
     </w:rPr>
     <w:tblPr>
       <w:tblStyleRowBandSize w:val="1"/>
@@ -7949,7 +7950,7 @@
       <w:rPr>
         <w:b/>
         <w:bCs/>
-        <w:color w:val="1F497D" w:themeColor="text2"/>
+        <w:color w:val="000000"/>
       </w:rPr>
       <w:tblPr/>
       <w:tcPr>
@@ -8000,7 +8001,7 @@
       <w:spacing w:after="0" w:line="240" w:lineRule="auto"/>
     </w:pPr>
     <w:rPr>
-      <w:color w:val="000000" w:themeColor="text1"/>
+      <w:color w:val="000000"/>
     </w:rPr>
     <w:tblPr>
       <w:tblStyleRowBandSize w:val="1"/>
@@ -8033,7 +8034,7 @@
       <w:rPr>
         <w:b/>
         <w:bCs/>
-        <w:color w:val="1F497D" w:themeColor="text2"/>
+        <w:color w:val="000000"/>
       </w:rPr>
       <w:tblPr/>
       <w:tcPr>
@@ -8084,7 +8085,7 @@
       <w:spacing w:after="0" w:line="240" w:lineRule="auto"/>
     </w:pPr>
     <w:rPr>
-      <w:color w:val="000000" w:themeColor="text1"/>
+      <w:color w:val="000000"/>
     </w:rPr>
     <w:tblPr>
       <w:tblStyleRowBandSize w:val="1"/>
@@ -8117,7 +8118,7 @@
       <w:rPr>
         <w:b/>
         <w:bCs/>
-        <w:color w:val="1F497D" w:themeColor="text2"/>
+        <w:color w:val="000000"/>
       </w:rPr>
       <w:tblPr/>
       <w:tcPr>
@@ -8168,7 +8169,7 @@
       <w:spacing w:after="0" w:line="240" w:lineRule="auto"/>
     </w:pPr>
     <w:rPr>
-      <w:color w:val="000000" w:themeColor="text1"/>
+      <w:color w:val="000000"/>
     </w:rPr>
     <w:tblPr>
       <w:tblStyleRowBandSize w:val="1"/>
@@ -8201,7 +8202,7 @@
       <w:rPr>
         <w:b/>
         <w:bCs/>
-        <w:color w:val="1F497D" w:themeColor="text2"/>
+        <w:color w:val="000000"/>
       </w:rPr>
       <w:tblPr/>
       <w:tcPr>
@@ -8252,7 +8253,7 @@
       <w:spacing w:after="0" w:line="240" w:lineRule="auto"/>
     </w:pPr>
     <w:rPr>
-      <w:color w:val="000000" w:themeColor="text1"/>
+      <w:color w:val="000000"/>
     </w:rPr>
     <w:tblPr>
       <w:tblStyleRowBandSize w:val="1"/>
@@ -8285,7 +8286,7 @@
       <w:rPr>
         <w:b/>
         <w:bCs/>
-        <w:color w:val="1F497D" w:themeColor="text2"/>
+        <w:color w:val="000000"/>
       </w:rPr>
       <w:tblPr/>
       <w:tcPr>
@@ -8336,7 +8337,7 @@
       <w:spacing w:after="0" w:line="240" w:lineRule="auto"/>
     </w:pPr>
     <w:rPr>
-      <w:color w:val="000000" w:themeColor="text1"/>
+      <w:color w:val="000000"/>
     </w:rPr>
     <w:tblPr>
       <w:tblStyleRowBandSize w:val="1"/>
@@ -8369,7 +8370,7 @@
       <w:rPr>
         <w:b/>
         <w:bCs/>
-        <w:color w:val="1F497D" w:themeColor="text2"/>
+        <w:color w:val="000000"/>
       </w:rPr>
       <w:tblPr/>
       <w:tcPr>
@@ -8421,7 +8422,7 @@
     </w:pPr>
     <w:rPr>
       <w:rFonts w:asciiTheme="majorHAnsi" w:eastAsiaTheme="majorEastAsia" w:hAnsiTheme="majorHAnsi" w:cstheme="majorBidi"/>
-      <w:color w:val="000000" w:themeColor="text1"/>
+      <w:color w:val="000000"/>
     </w:rPr>
     <w:tblPr>
       <w:tblStyleRowBandSize w:val="1"/>
@@ -8549,7 +8550,7 @@
     </w:pPr>
     <w:rPr>
       <w:rFonts w:asciiTheme="majorHAnsi" w:eastAsiaTheme="majorEastAsia" w:hAnsiTheme="majorHAnsi" w:cstheme="majorBidi"/>
-      <w:color w:val="000000" w:themeColor="text1"/>
+      <w:color w:val="000000"/>
     </w:rPr>
     <w:tblPr>
       <w:tblStyleRowBandSize w:val="1"/>
@@ -8677,7 +8678,7 @@
     </w:pPr>
     <w:rPr>
       <w:rFonts w:asciiTheme="majorHAnsi" w:eastAsiaTheme="majorEastAsia" w:hAnsiTheme="majorHAnsi" w:cstheme="majorBidi"/>
-      <w:color w:val="000000" w:themeColor="text1"/>
+      <w:color w:val="000000"/>
     </w:rPr>
     <w:tblPr>
       <w:tblStyleRowBandSize w:val="1"/>
@@ -8805,7 +8806,7 @@
     </w:pPr>
     <w:rPr>
       <w:rFonts w:asciiTheme="majorHAnsi" w:eastAsiaTheme="majorEastAsia" w:hAnsiTheme="majorHAnsi" w:cstheme="majorBidi"/>
-      <w:color w:val="000000" w:themeColor="text1"/>
+      <w:color w:val="000000"/>
     </w:rPr>
     <w:tblPr>
       <w:tblStyleRowBandSize w:val="1"/>
@@ -8933,7 +8934,7 @@
     </w:pPr>
     <w:rPr>
       <w:rFonts w:asciiTheme="majorHAnsi" w:eastAsiaTheme="majorEastAsia" w:hAnsiTheme="majorHAnsi" w:cstheme="majorBidi"/>
-      <w:color w:val="000000" w:themeColor="text1"/>
+      <w:color w:val="000000"/>
     </w:rPr>
     <w:tblPr>
       <w:tblStyleRowBandSize w:val="1"/>
@@ -9061,7 +9062,7 @@
     </w:pPr>
     <w:rPr>
       <w:rFonts w:asciiTheme="majorHAnsi" w:eastAsiaTheme="majorEastAsia" w:hAnsiTheme="majorHAnsi" w:cstheme="majorBidi"/>
-      <w:color w:val="000000" w:themeColor="text1"/>
+      <w:color w:val="000000"/>
     </w:rPr>
     <w:tblPr>
       <w:tblStyleRowBandSize w:val="1"/>
@@ -9189,7 +9190,7 @@
     </w:pPr>
     <w:rPr>
       <w:rFonts w:asciiTheme="majorHAnsi" w:eastAsiaTheme="majorEastAsia" w:hAnsiTheme="majorHAnsi" w:cstheme="majorBidi"/>
-      <w:color w:val="000000" w:themeColor="text1"/>
+      <w:color w:val="000000"/>
     </w:rPr>
     <w:tblPr>
       <w:tblStyleRowBandSize w:val="1"/>
@@ -9828,7 +9829,7 @@
     </w:pPr>
     <w:rPr>
       <w:rFonts w:asciiTheme="majorHAnsi" w:eastAsiaTheme="majorEastAsia" w:hAnsiTheme="majorHAnsi" w:cstheme="majorBidi"/>
-      <w:color w:val="000000" w:themeColor="text1"/>
+      <w:color w:val="000000"/>
     </w:rPr>
     <w:tblPr>
       <w:tblStyleRowBandSize w:val="1"/>
@@ -9856,7 +9857,7 @@
       <w:rPr>
         <w:b/>
         <w:bCs/>
-        <w:color w:val="000000" w:themeColor="text1"/>
+        <w:color w:val="000000"/>
       </w:rPr>
       <w:tblPr/>
       <w:tcPr>
@@ -9867,7 +9868,7 @@
       <w:rPr>
         <w:b/>
         <w:bCs/>
-        <w:color w:val="000000" w:themeColor="text1"/>
+        <w:color w:val="000000"/>
       </w:rPr>
       <w:tblPr/>
       <w:tcPr>
@@ -9886,7 +9887,7 @@
       <w:rPr>
         <w:b/>
         <w:bCs/>
-        <w:color w:val="000000" w:themeColor="text1"/>
+        <w:color w:val="000000"/>
       </w:rPr>
       <w:tblPr/>
       <w:tcPr>
@@ -9905,7 +9906,7 @@
       <w:rPr>
         <w:b w:val="0"/>
         <w:bCs w:val="0"/>
-        <w:color w:val="000000" w:themeColor="text1"/>
+        <w:color w:val="000000"/>
       </w:rPr>
       <w:tblPr/>
       <w:tcPr>
@@ -9953,7 +9954,7 @@
     </w:pPr>
     <w:rPr>
       <w:rFonts w:asciiTheme="majorHAnsi" w:eastAsiaTheme="majorEastAsia" w:hAnsiTheme="majorHAnsi" w:cstheme="majorBidi"/>
-      <w:color w:val="000000" w:themeColor="text1"/>
+      <w:color w:val="000000"/>
     </w:rPr>
     <w:tblPr>
       <w:tblStyleRowBandSize w:val="1"/>
@@ -9981,7 +9982,7 @@
       <w:rPr>
         <w:b/>
         <w:bCs/>
-        <w:color w:val="000000" w:themeColor="text1"/>
+        <w:color w:val="000000"/>
       </w:rPr>
       <w:tblPr/>
       <w:tcPr>
@@ -9992,7 +9993,7 @@
       <w:rPr>
         <w:b/>
         <w:bCs/>
-        <w:color w:val="000000" w:themeColor="text1"/>
+        <w:color w:val="000000"/>
       </w:rPr>
       <w:tblPr/>
       <w:tcPr>
@@ -10011,7 +10012,7 @@
       <w:rPr>
         <w:b/>
         <w:bCs/>
-        <w:color w:val="000000" w:themeColor="text1"/>
+        <w:color w:val="000000"/>
       </w:rPr>
       <w:tblPr/>
       <w:tcPr>
@@ -10030,7 +10031,7 @@
       <w:rPr>
         <w:b w:val="0"/>
         <w:bCs w:val="0"/>
-        <w:color w:val="000000" w:themeColor="text1"/>
+        <w:color w:val="000000"/>
       </w:rPr>
       <w:tblPr/>
       <w:tcPr>
@@ -10078,7 +10079,7 @@
     </w:pPr>
     <w:rPr>
       <w:rFonts w:asciiTheme="majorHAnsi" w:eastAsiaTheme="majorEastAsia" w:hAnsiTheme="majorHAnsi" w:cstheme="majorBidi"/>
-      <w:color w:val="000000" w:themeColor="text1"/>
+      <w:color w:val="000000"/>
     </w:rPr>
     <w:tblPr>
       <w:tblStyleRowBandSize w:val="1"/>
@@ -10106,7 +10107,7 @@
       <w:rPr>
         <w:b/>
         <w:bCs/>
-        <w:color w:val="000000" w:themeColor="text1"/>
+        <w:color w:val="000000"/>
       </w:rPr>
       <w:tblPr/>
       <w:tcPr>
@@ -10117,7 +10118,7 @@
       <w:rPr>
         <w:b/>
         <w:bCs/>
-        <w:color w:val="000000" w:themeColor="text1"/>
+        <w:color w:val="000000"/>
       </w:rPr>
       <w:tblPr/>
       <w:tcPr>
@@ -10136,7 +10137,7 @@
       <w:rPr>
         <w:b/>
         <w:bCs/>
-        <w:color w:val="000000" w:themeColor="text1"/>
+        <w:color w:val="000000"/>
       </w:rPr>
       <w:tblPr/>
       <w:tcPr>
@@ -10155,7 +10156,7 @@
       <w:rPr>
         <w:b w:val="0"/>
         <w:bCs w:val="0"/>
-        <w:color w:val="000000" w:themeColor="text1"/>
+        <w:color w:val="000000"/>
       </w:rPr>
       <w:tblPr/>
       <w:tcPr>
@@ -10203,7 +10204,7 @@
     </w:pPr>
     <w:rPr>
       <w:rFonts w:asciiTheme="majorHAnsi" w:eastAsiaTheme="majorEastAsia" w:hAnsiTheme="majorHAnsi" w:cstheme="majorBidi"/>
-      <w:color w:val="000000" w:themeColor="text1"/>
+      <w:color w:val="000000"/>
     </w:rPr>
     <w:tblPr>
       <w:tblStyleRowBandSize w:val="1"/>
@@ -10231,7 +10232,7 @@
       <w:rPr>
         <w:b/>
         <w:bCs/>
-        <w:color w:val="000000" w:themeColor="text1"/>
+        <w:color w:val="000000"/>
       </w:rPr>
       <w:tblPr/>
       <w:tcPr>
@@ -10242,7 +10243,7 @@
       <w:rPr>
         <w:b/>
         <w:bCs/>
-        <w:color w:val="000000" w:themeColor="text1"/>
+        <w:color w:val="000000"/>
       </w:rPr>
       <w:tblPr/>
       <w:tcPr>
@@ -10261,7 +10262,7 @@
       <w:rPr>
         <w:b/>
         <w:bCs/>
-        <w:color w:val="000000" w:themeColor="text1"/>
+        <w:color w:val="000000"/>
       </w:rPr>
       <w:tblPr/>
       <w:tcPr>
@@ -10280,7 +10281,7 @@
       <w:rPr>
         <w:b w:val="0"/>
         <w:bCs w:val="0"/>
-        <w:color w:val="000000" w:themeColor="text1"/>
+        <w:color w:val="000000"/>
       </w:rPr>
       <w:tblPr/>
       <w:tcPr>
@@ -10328,7 +10329,7 @@
     </w:pPr>
     <w:rPr>
       <w:rFonts w:asciiTheme="majorHAnsi" w:eastAsiaTheme="majorEastAsia" w:hAnsiTheme="majorHAnsi" w:cstheme="majorBidi"/>
-      <w:color w:val="000000" w:themeColor="text1"/>
+      <w:color w:val="000000"/>
     </w:rPr>
     <w:tblPr>
       <w:tblStyleRowBandSize w:val="1"/>
@@ -10356,7 +10357,7 @@
       <w:rPr>
         <w:b/>
         <w:bCs/>
-        <w:color w:val="000000" w:themeColor="text1"/>
+        <w:color w:val="000000"/>
       </w:rPr>
       <w:tblPr/>
       <w:tcPr>
@@ -10367,7 +10368,7 @@
       <w:rPr>
         <w:b/>
         <w:bCs/>
-        <w:color w:val="000000" w:themeColor="text1"/>
+        <w:color w:val="000000"/>
       </w:rPr>
       <w:tblPr/>
       <w:tcPr>
@@ -10386,7 +10387,7 @@
       <w:rPr>
         <w:b/>
         <w:bCs/>
-        <w:color w:val="000000" w:themeColor="text1"/>
+        <w:color w:val="000000"/>
       </w:rPr>
       <w:tblPr/>
       <w:tcPr>
@@ -10405,7 +10406,7 @@
       <w:rPr>
         <w:b w:val="0"/>
         <w:bCs w:val="0"/>
-        <w:color w:val="000000" w:themeColor="text1"/>
+        <w:color w:val="000000"/>
       </w:rPr>
       <w:tblPr/>
       <w:tcPr>
@@ -10453,7 +10454,7 @@
     </w:pPr>
     <w:rPr>
       <w:rFonts w:asciiTheme="majorHAnsi" w:eastAsiaTheme="majorEastAsia" w:hAnsiTheme="majorHAnsi" w:cstheme="majorBidi"/>
-      <w:color w:val="000000" w:themeColor="text1"/>
+      <w:color w:val="000000"/>
     </w:rPr>
     <w:tblPr>
       <w:tblStyleRowBandSize w:val="1"/>
@@ -10481,7 +10482,7 @@
       <w:rPr>
         <w:b/>
         <w:bCs/>
-        <w:color w:val="000000" w:themeColor="text1"/>
+        <w:color w:val="000000"/>
       </w:rPr>
       <w:tblPr/>
       <w:tcPr>
@@ -10492,7 +10493,7 @@
       <w:rPr>
         <w:b/>
         <w:bCs/>
-        <w:color w:val="000000" w:themeColor="text1"/>
+        <w:color w:val="000000"/>
       </w:rPr>
       <w:tblPr/>
       <w:tcPr>
@@ -10511,7 +10512,7 @@
       <w:rPr>
         <w:b/>
         <w:bCs/>
-        <w:color w:val="000000" w:themeColor="text1"/>
+        <w:color w:val="000000"/>
       </w:rPr>
       <w:tblPr/>
       <w:tcPr>
@@ -10530,7 +10531,7 @@
       <w:rPr>
         <w:b w:val="0"/>
         <w:bCs w:val="0"/>
-        <w:color w:val="000000" w:themeColor="text1"/>
+        <w:color w:val="000000"/>
       </w:rPr>
       <w:tblPr/>
       <w:tcPr>
@@ -10578,7 +10579,7 @@
     </w:pPr>
     <w:rPr>
       <w:rFonts w:asciiTheme="majorHAnsi" w:eastAsiaTheme="majorEastAsia" w:hAnsiTheme="majorHAnsi" w:cstheme="majorBidi"/>
-      <w:color w:val="000000" w:themeColor="text1"/>
+      <w:color w:val="000000"/>
     </w:rPr>
     <w:tblPr>
       <w:tblStyleRowBandSize w:val="1"/>
@@ -10606,7 +10607,7 @@
       <w:rPr>
         <w:b/>
         <w:bCs/>
-        <w:color w:val="000000" w:themeColor="text1"/>
+        <w:color w:val="000000"/>
       </w:rPr>
       <w:tblPr/>
       <w:tcPr>
@@ -10617,7 +10618,7 @@
       <w:rPr>
         <w:b/>
         <w:bCs/>
-        <w:color w:val="000000" w:themeColor="text1"/>
+        <w:color w:val="000000"/>
       </w:rPr>
       <w:tblPr/>
       <w:tcPr>
@@ -10636,7 +10637,7 @@
       <w:rPr>
         <w:b/>
         <w:bCs/>
-        <w:color w:val="000000" w:themeColor="text1"/>
+        <w:color w:val="000000"/>
       </w:rPr>
       <w:tblPr/>
       <w:tcPr>
@@ -10655,7 +10656,7 @@
       <w:rPr>
         <w:b w:val="0"/>
         <w:bCs w:val="0"/>
-        <w:color w:val="000000" w:themeColor="text1"/>
+        <w:color w:val="000000"/>
       </w:rPr>
       <w:tblPr/>
       <w:tcPr>
@@ -10729,7 +10730,7 @@
         <w:bCs/>
         <w:i w:val="0"/>
         <w:iCs w:val="0"/>
-        <w:color w:val="FFFFFF" w:themeColor="background1"/>
+        <w:color w:val="000000"/>
       </w:rPr>
       <w:tblPr/>
       <w:tcPr>
@@ -10750,7 +10751,7 @@
         <w:bCs/>
         <w:i w:val="0"/>
         <w:iCs w:val="0"/>
-        <w:color w:val="FFFFFF" w:themeColor="background1"/>
+        <w:color w:val="000000"/>
       </w:rPr>
       <w:tblPr/>
       <w:tcPr>
@@ -10771,7 +10772,7 @@
         <w:bCs/>
         <w:i w:val="0"/>
         <w:iCs w:val="0"/>
-        <w:color w:val="FFFFFF" w:themeColor="background1"/>
+        <w:color w:val="000000"/>
       </w:rPr>
       <w:tblPr/>
       <w:tcPr>
@@ -10790,7 +10791,7 @@
         <w:bCs/>
         <w:i w:val="0"/>
         <w:iCs w:val="0"/>
-        <w:color w:val="FFFFFF" w:themeColor="background1"/>
+        <w:color w:val="000000"/>
       </w:rPr>
       <w:tblPr/>
       <w:tcPr>
@@ -10870,7 +10871,7 @@
         <w:bCs/>
         <w:i w:val="0"/>
         <w:iCs w:val="0"/>
-        <w:color w:val="FFFFFF" w:themeColor="background1"/>
+        <w:color w:val="000000"/>
       </w:rPr>
       <w:tblPr/>
       <w:tcPr>
@@ -10891,7 +10892,7 @@
         <w:bCs/>
         <w:i w:val="0"/>
         <w:iCs w:val="0"/>
-        <w:color w:val="FFFFFF" w:themeColor="background1"/>
+        <w:color w:val="000000"/>
       </w:rPr>
       <w:tblPr/>
       <w:tcPr>
@@ -10912,7 +10913,7 @@
         <w:bCs/>
         <w:i w:val="0"/>
         <w:iCs w:val="0"/>
-        <w:color w:val="FFFFFF" w:themeColor="background1"/>
+        <w:color w:val="000000"/>
       </w:rPr>
       <w:tblPr/>
       <w:tcPr>
@@ -10931,7 +10932,7 @@
         <w:bCs/>
         <w:i w:val="0"/>
         <w:iCs w:val="0"/>
-        <w:color w:val="FFFFFF" w:themeColor="background1"/>
+        <w:color w:val="000000"/>
       </w:rPr>
       <w:tblPr/>
       <w:tcPr>
@@ -11011,7 +11012,7 @@
         <w:bCs/>
         <w:i w:val="0"/>
         <w:iCs w:val="0"/>
-        <w:color w:val="FFFFFF" w:themeColor="background1"/>
+        <w:color w:val="000000"/>
       </w:rPr>
       <w:tblPr/>
       <w:tcPr>
@@ -11032,7 +11033,7 @@
         <w:bCs/>
         <w:i w:val="0"/>
         <w:iCs w:val="0"/>
-        <w:color w:val="FFFFFF" w:themeColor="background1"/>
+        <w:color w:val="000000"/>
       </w:rPr>
       <w:tblPr/>
       <w:tcPr>
@@ -11053,7 +11054,7 @@
         <w:bCs/>
         <w:i w:val="0"/>
         <w:iCs w:val="0"/>
-        <w:color w:val="FFFFFF" w:themeColor="background1"/>
+        <w:color w:val="000000"/>
       </w:rPr>
       <w:tblPr/>
       <w:tcPr>
@@ -11072,7 +11073,7 @@
         <w:bCs/>
         <w:i w:val="0"/>
         <w:iCs w:val="0"/>
-        <w:color w:val="FFFFFF" w:themeColor="background1"/>
+        <w:color w:val="000000"/>
       </w:rPr>
       <w:tblPr/>
       <w:tcPr>
@@ -11152,7 +11153,7 @@
         <w:bCs/>
         <w:i w:val="0"/>
         <w:iCs w:val="0"/>
-        <w:color w:val="FFFFFF" w:themeColor="background1"/>
+        <w:color w:val="000000"/>
       </w:rPr>
       <w:tblPr/>
       <w:tcPr>
@@ -11173,7 +11174,7 @@
         <w:bCs/>
         <w:i w:val="0"/>
         <w:iCs w:val="0"/>
-        <w:color w:val="FFFFFF" w:themeColor="background1"/>
+        <w:color w:val="000000"/>
       </w:rPr>
       <w:tblPr/>
       <w:tcPr>
@@ -11194,7 +11195,7 @@
         <w:bCs/>
         <w:i w:val="0"/>
         <w:iCs w:val="0"/>
-        <w:color w:val="FFFFFF" w:themeColor="background1"/>
+        <w:color w:val="000000"/>
       </w:rPr>
       <w:tblPr/>
       <w:tcPr>
@@ -11213,7 +11214,7 @@
         <w:bCs/>
         <w:i w:val="0"/>
         <w:iCs w:val="0"/>
-        <w:color w:val="FFFFFF" w:themeColor="background1"/>
+        <w:color w:val="000000"/>
       </w:rPr>
       <w:tblPr/>
       <w:tcPr>
@@ -11293,7 +11294,7 @@
         <w:bCs/>
         <w:i w:val="0"/>
         <w:iCs w:val="0"/>
-        <w:color w:val="FFFFFF" w:themeColor="background1"/>
+        <w:color w:val="000000"/>
       </w:rPr>
       <w:tblPr/>
       <w:tcPr>
@@ -11314,7 +11315,7 @@
         <w:bCs/>
         <w:i w:val="0"/>
         <w:iCs w:val="0"/>
-        <w:color w:val="FFFFFF" w:themeColor="background1"/>
+        <w:color w:val="000000"/>
       </w:rPr>
       <w:tblPr/>
       <w:tcPr>
@@ -11335,7 +11336,7 @@
         <w:bCs/>
         <w:i w:val="0"/>
         <w:iCs w:val="0"/>
-        <w:color w:val="FFFFFF" w:themeColor="background1"/>
+        <w:color w:val="000000"/>
       </w:rPr>
       <w:tblPr/>
       <w:tcPr>
@@ -11354,7 +11355,7 @@
         <w:bCs/>
         <w:i w:val="0"/>
         <w:iCs w:val="0"/>
-        <w:color w:val="FFFFFF" w:themeColor="background1"/>
+        <w:color w:val="000000"/>
       </w:rPr>
       <w:tblPr/>
       <w:tcPr>
@@ -11434,7 +11435,7 @@
         <w:bCs/>
         <w:i w:val="0"/>
         <w:iCs w:val="0"/>
-        <w:color w:val="FFFFFF" w:themeColor="background1"/>
+        <w:color w:val="000000"/>
       </w:rPr>
       <w:tblPr/>
       <w:tcPr>
@@ -11455,7 +11456,7 @@
         <w:bCs/>
         <w:i w:val="0"/>
         <w:iCs w:val="0"/>
-        <w:color w:val="FFFFFF" w:themeColor="background1"/>
+        <w:color w:val="000000"/>
       </w:rPr>
       <w:tblPr/>
       <w:tcPr>
@@ -11476,7 +11477,7 @@
         <w:bCs/>
         <w:i w:val="0"/>
         <w:iCs w:val="0"/>
-        <w:color w:val="FFFFFF" w:themeColor="background1"/>
+        <w:color w:val="000000"/>
       </w:rPr>
       <w:tblPr/>
       <w:tcPr>
@@ -11495,7 +11496,7 @@
         <w:bCs/>
         <w:i w:val="0"/>
         <w:iCs w:val="0"/>
-        <w:color w:val="FFFFFF" w:themeColor="background1"/>
+        <w:color w:val="000000"/>
       </w:rPr>
       <w:tblPr/>
       <w:tcPr>
@@ -11575,7 +11576,7 @@
         <w:bCs/>
         <w:i w:val="0"/>
         <w:iCs w:val="0"/>
-        <w:color w:val="FFFFFF" w:themeColor="background1"/>
+        <w:color w:val="000000"/>
       </w:rPr>
       <w:tblPr/>
       <w:tcPr>
@@ -11596,7 +11597,7 @@
         <w:bCs/>
         <w:i w:val="0"/>
         <w:iCs w:val="0"/>
-        <w:color w:val="FFFFFF" w:themeColor="background1"/>
+        <w:color w:val="000000"/>
       </w:rPr>
       <w:tblPr/>
       <w:tcPr>
@@ -11617,7 +11618,7 @@
         <w:bCs/>
         <w:i w:val="0"/>
         <w:iCs w:val="0"/>
-        <w:color w:val="FFFFFF" w:themeColor="background1"/>
+        <w:color w:val="000000"/>
       </w:rPr>
       <w:tblPr/>
       <w:tcPr>
@@ -11636,7 +11637,7 @@
         <w:bCs/>
         <w:i w:val="0"/>
         <w:iCs w:val="0"/>
-        <w:color w:val="FFFFFF" w:themeColor="background1"/>
+        <w:color w:val="000000"/>
       </w:rPr>
       <w:tblPr/>
       <w:tcPr>
@@ -11689,7 +11690,7 @@
       <w:spacing w:after="0" w:line="240" w:lineRule="auto"/>
     </w:pPr>
     <w:rPr>
-      <w:color w:val="FFFFFF" w:themeColor="background1"/>
+      <w:color w:val="000000"/>
     </w:rPr>
     <w:tblPr>
       <w:tblStyleRowBandSize w:val="1"/>
@@ -11803,7 +11804,7 @@
       <w:spacing w:after="0" w:line="240" w:lineRule="auto"/>
     </w:pPr>
     <w:rPr>
-      <w:color w:val="FFFFFF" w:themeColor="background1"/>
+      <w:color w:val="000000"/>
     </w:rPr>
     <w:tblPr>
       <w:tblStyleRowBandSize w:val="1"/>
@@ -11917,7 +11918,7 @@
       <w:spacing w:after="0" w:line="240" w:lineRule="auto"/>
     </w:pPr>
     <w:rPr>
-      <w:color w:val="FFFFFF" w:themeColor="background1"/>
+      <w:color w:val="000000"/>
     </w:rPr>
     <w:tblPr>
       <w:tblStyleRowBandSize w:val="1"/>
@@ -12031,7 +12032,7 @@
       <w:spacing w:after="0" w:line="240" w:lineRule="auto"/>
     </w:pPr>
     <w:rPr>
-      <w:color w:val="FFFFFF" w:themeColor="background1"/>
+      <w:color w:val="000000"/>
     </w:rPr>
     <w:tblPr>
       <w:tblStyleRowBandSize w:val="1"/>
@@ -12145,7 +12146,7 @@
       <w:spacing w:after="0" w:line="240" w:lineRule="auto"/>
     </w:pPr>
     <w:rPr>
-      <w:color w:val="FFFFFF" w:themeColor="background1"/>
+      <w:color w:val="000000"/>
     </w:rPr>
     <w:tblPr>
       <w:tblStyleRowBandSize w:val="1"/>
@@ -12259,7 +12260,7 @@
       <w:spacing w:after="0" w:line="240" w:lineRule="auto"/>
     </w:pPr>
     <w:rPr>
-      <w:color w:val="FFFFFF" w:themeColor="background1"/>
+      <w:color w:val="000000"/>
     </w:rPr>
     <w:tblPr>
       <w:tblStyleRowBandSize w:val="1"/>
@@ -12373,7 +12374,7 @@
       <w:spacing w:after="0" w:line="240" w:lineRule="auto"/>
     </w:pPr>
     <w:rPr>
-      <w:color w:val="FFFFFF" w:themeColor="background1"/>
+      <w:color w:val="000000"/>
     </w:rPr>
     <w:tblPr>
       <w:tblStyleRowBandSize w:val="1"/>
@@ -12487,7 +12488,7 @@
       <w:spacing w:after="0" w:line="240" w:lineRule="auto"/>
     </w:pPr>
     <w:rPr>
-      <w:color w:val="000000" w:themeColor="text1"/>
+      <w:color w:val="000000"/>
     </w:rPr>
     <w:tblPr>
       <w:tblStyleRowBandSize w:val="1"/>
@@ -12533,7 +12534,7 @@
       <w:rPr>
         <w:b/>
         <w:bCs/>
-        <w:color w:val="FFFFFF" w:themeColor="background1"/>
+        <w:color w:val="000000"/>
       </w:rPr>
       <w:tblPr/>
       <w:tcPr>
@@ -12545,7 +12546,7 @@
     </w:tblStylePr>
     <w:tblStylePr w:type="firstCol">
       <w:rPr>
-        <w:color w:val="FFFFFF" w:themeColor="background1"/>
+        <w:color w:val="000000"/>
       </w:rPr>
       <w:tblPr/>
       <w:tcPr>
@@ -12562,7 +12563,7 @@
     </w:tblStylePr>
     <w:tblStylePr w:type="lastCol">
       <w:rPr>
-        <w:color w:val="FFFFFF" w:themeColor="background1"/>
+        <w:color w:val="000000"/>
       </w:rPr>
       <w:tblPr/>
       <w:tcPr>
@@ -12591,12 +12592,12 @@
     </w:tblStylePr>
     <w:tblStylePr w:type="neCell">
       <w:rPr>
-        <w:color w:val="000000" w:themeColor="text1"/>
+        <w:color w:val="000000"/>
       </w:rPr>
     </w:tblStylePr>
     <w:tblStylePr w:type="nwCell">
       <w:rPr>
-        <w:color w:val="000000" w:themeColor="text1"/>
+        <w:color w:val="000000"/>
       </w:rPr>
     </w:tblStylePr>
   </w:style>
@@ -12609,7 +12610,7 @@
       <w:spacing w:after="0" w:line="240" w:lineRule="auto"/>
     </w:pPr>
     <w:rPr>
-      <w:color w:val="000000" w:themeColor="text1"/>
+      <w:color w:val="000000"/>
     </w:rPr>
     <w:tblPr>
       <w:tblStyleRowBandSize w:val="1"/>
@@ -12655,7 +12656,7 @@
       <w:rPr>
         <w:b/>
         <w:bCs/>
-        <w:color w:val="FFFFFF" w:themeColor="background1"/>
+        <w:color w:val="000000"/>
       </w:rPr>
       <w:tblPr/>
       <w:tcPr>
@@ -12667,7 +12668,7 @@
     </w:tblStylePr>
     <w:tblStylePr w:type="firstCol">
       <w:rPr>
-        <w:color w:val="FFFFFF" w:themeColor="background1"/>
+        <w:color w:val="000000"/>
       </w:rPr>
       <w:tblPr/>
       <w:tcPr>
@@ -12684,7 +12685,7 @@
     </w:tblStylePr>
     <w:tblStylePr w:type="lastCol">
       <w:rPr>
-        <w:color w:val="FFFFFF" w:themeColor="background1"/>
+        <w:color w:val="000000"/>
       </w:rPr>
       <w:tblPr/>
       <w:tcPr>
@@ -12713,12 +12714,12 @@
     </w:tblStylePr>
     <w:tblStylePr w:type="neCell">
       <w:rPr>
-        <w:color w:val="000000" w:themeColor="text1"/>
+        <w:color w:val="000000"/>
       </w:rPr>
     </w:tblStylePr>
     <w:tblStylePr w:type="nwCell">
       <w:rPr>
-        <w:color w:val="000000" w:themeColor="text1"/>
+        <w:color w:val="000000"/>
       </w:rPr>
     </w:tblStylePr>
   </w:style>
@@ -12731,7 +12732,7 @@
       <w:spacing w:after="0" w:line="240" w:lineRule="auto"/>
     </w:pPr>
     <w:rPr>
-      <w:color w:val="000000" w:themeColor="text1"/>
+      <w:color w:val="000000"/>
     </w:rPr>
     <w:tblPr>
       <w:tblStyleRowBandSize w:val="1"/>
@@ -12777,7 +12778,7 @@
       <w:rPr>
         <w:b/>
         <w:bCs/>
-        <w:color w:val="FFFFFF" w:themeColor="background1"/>
+        <w:color w:val="000000"/>
       </w:rPr>
       <w:tblPr/>
       <w:tcPr>
@@ -12789,7 +12790,7 @@
     </w:tblStylePr>
     <w:tblStylePr w:type="firstCol">
       <w:rPr>
-        <w:color w:val="FFFFFF" w:themeColor="background1"/>
+        <w:color w:val="000000"/>
       </w:rPr>
       <w:tblPr/>
       <w:tcPr>
@@ -12806,7 +12807,7 @@
     </w:tblStylePr>
     <w:tblStylePr w:type="lastCol">
       <w:rPr>
-        <w:color w:val="FFFFFF" w:themeColor="background1"/>
+        <w:color w:val="000000"/>
       </w:rPr>
       <w:tblPr/>
       <w:tcPr>
@@ -12835,12 +12836,12 @@
     </w:tblStylePr>
     <w:tblStylePr w:type="neCell">
       <w:rPr>
-        <w:color w:val="000000" w:themeColor="text1"/>
+        <w:color w:val="000000"/>
       </w:rPr>
     </w:tblStylePr>
     <w:tblStylePr w:type="nwCell">
       <w:rPr>
-        <w:color w:val="000000" w:themeColor="text1"/>
+        <w:color w:val="000000"/>
       </w:rPr>
     </w:tblStylePr>
   </w:style>
@@ -12853,7 +12854,7 @@
       <w:spacing w:after="0" w:line="240" w:lineRule="auto"/>
     </w:pPr>
     <w:rPr>
-      <w:color w:val="000000" w:themeColor="text1"/>
+      <w:color w:val="000000"/>
     </w:rPr>
     <w:tblPr>
       <w:tblStyleRowBandSize w:val="1"/>
@@ -12899,7 +12900,7 @@
       <w:rPr>
         <w:b/>
         <w:bCs/>
-        <w:color w:val="FFFFFF" w:themeColor="background1"/>
+        <w:color w:val="000000"/>
       </w:rPr>
       <w:tblPr/>
       <w:tcPr>
@@ -12911,7 +12912,7 @@
     </w:tblStylePr>
     <w:tblStylePr w:type="firstCol">
       <w:rPr>
-        <w:color w:val="FFFFFF" w:themeColor="background1"/>
+        <w:color w:val="000000"/>
       </w:rPr>
       <w:tblPr/>
       <w:tcPr>
@@ -12928,7 +12929,7 @@
     </w:tblStylePr>
     <w:tblStylePr w:type="lastCol">
       <w:rPr>
-        <w:color w:val="FFFFFF" w:themeColor="background1"/>
+        <w:color w:val="000000"/>
       </w:rPr>
       <w:tblPr/>
       <w:tcPr>
@@ -12965,7 +12966,7 @@
       <w:spacing w:after="0" w:line="240" w:lineRule="auto"/>
     </w:pPr>
     <w:rPr>
-      <w:color w:val="000000" w:themeColor="text1"/>
+      <w:color w:val="000000"/>
     </w:rPr>
     <w:tblPr>
       <w:tblStyleRowBandSize w:val="1"/>
@@ -13011,7 +13012,7 @@
       <w:rPr>
         <w:b/>
         <w:bCs/>
-        <w:color w:val="FFFFFF" w:themeColor="background1"/>
+        <w:color w:val="000000"/>
       </w:rPr>
       <w:tblPr/>
       <w:tcPr>
@@ -13023,7 +13024,7 @@
     </w:tblStylePr>
     <w:tblStylePr w:type="firstCol">
       <w:rPr>
-        <w:color w:val="FFFFFF" w:themeColor="background1"/>
+        <w:color w:val="000000"/>
       </w:rPr>
       <w:tblPr/>
       <w:tcPr>
@@ -13040,7 +13041,7 @@
     </w:tblStylePr>
     <w:tblStylePr w:type="lastCol">
       <w:rPr>
-        <w:color w:val="FFFFFF" w:themeColor="background1"/>
+        <w:color w:val="000000"/>
       </w:rPr>
       <w:tblPr/>
       <w:tcPr>
@@ -13069,12 +13070,12 @@
     </w:tblStylePr>
     <w:tblStylePr w:type="neCell">
       <w:rPr>
-        <w:color w:val="000000" w:themeColor="text1"/>
+        <w:color w:val="000000"/>
       </w:rPr>
     </w:tblStylePr>
     <w:tblStylePr w:type="nwCell">
       <w:rPr>
-        <w:color w:val="000000" w:themeColor="text1"/>
+        <w:color w:val="000000"/>
       </w:rPr>
     </w:tblStylePr>
   </w:style>
@@ -13087,7 +13088,7 @@
       <w:spacing w:after="0" w:line="240" w:lineRule="auto"/>
     </w:pPr>
     <w:rPr>
-      <w:color w:val="000000" w:themeColor="text1"/>
+      <w:color w:val="000000"/>
     </w:rPr>
     <w:tblPr>
       <w:tblStyleRowBandSize w:val="1"/>
@@ -13133,7 +13134,7 @@
       <w:rPr>
         <w:b/>
         <w:bCs/>
-        <w:color w:val="FFFFFF" w:themeColor="background1"/>
+        <w:color w:val="000000"/>
       </w:rPr>
       <w:tblPr/>
       <w:tcPr>
@@ -13145,7 +13146,7 @@
     </w:tblStylePr>
     <w:tblStylePr w:type="firstCol">
       <w:rPr>
-        <w:color w:val="FFFFFF" w:themeColor="background1"/>
+        <w:color w:val="000000"/>
       </w:rPr>
       <w:tblPr/>
       <w:tcPr>
@@ -13162,7 +13163,7 @@
     </w:tblStylePr>
     <w:tblStylePr w:type="lastCol">
       <w:rPr>
-        <w:color w:val="FFFFFF" w:themeColor="background1"/>
+        <w:color w:val="000000"/>
       </w:rPr>
       <w:tblPr/>
       <w:tcPr>
@@ -13191,12 +13192,12 @@
     </w:tblStylePr>
     <w:tblStylePr w:type="neCell">
       <w:rPr>
-        <w:color w:val="000000" w:themeColor="text1"/>
+        <w:color w:val="000000"/>
       </w:rPr>
     </w:tblStylePr>
     <w:tblStylePr w:type="nwCell">
       <w:rPr>
-        <w:color w:val="000000" w:themeColor="text1"/>
+        <w:color w:val="000000"/>
       </w:rPr>
     </w:tblStylePr>
   </w:style>
@@ -13209,7 +13210,7 @@
       <w:spacing w:after="0" w:line="240" w:lineRule="auto"/>
     </w:pPr>
     <w:rPr>
-      <w:color w:val="000000" w:themeColor="text1"/>
+      <w:color w:val="000000"/>
     </w:rPr>
     <w:tblPr>
       <w:tblStyleRowBandSize w:val="1"/>
@@ -13255,7 +13256,7 @@
       <w:rPr>
         <w:b/>
         <w:bCs/>
-        <w:color w:val="FFFFFF" w:themeColor="background1"/>
+        <w:color w:val="000000"/>
       </w:rPr>
       <w:tblPr/>
       <w:tcPr>
@@ -13267,7 +13268,7 @@
     </w:tblStylePr>
     <w:tblStylePr w:type="firstCol">
       <w:rPr>
-        <w:color w:val="FFFFFF" w:themeColor="background1"/>
+        <w:color w:val="000000"/>
       </w:rPr>
       <w:tblPr/>
       <w:tcPr>
@@ -13284,7 +13285,7 @@
     </w:tblStylePr>
     <w:tblStylePr w:type="lastCol">
       <w:rPr>
-        <w:color w:val="FFFFFF" w:themeColor="background1"/>
+        <w:color w:val="000000"/>
       </w:rPr>
       <w:tblPr/>
       <w:tcPr>
@@ -13313,12 +13314,12 @@
     </w:tblStylePr>
     <w:tblStylePr w:type="neCell">
       <w:rPr>
-        <w:color w:val="000000" w:themeColor="text1"/>
+        <w:color w:val="000000"/>
       </w:rPr>
     </w:tblStylePr>
     <w:tblStylePr w:type="nwCell">
       <w:rPr>
-        <w:color w:val="000000" w:themeColor="text1"/>
+        <w:color w:val="000000"/>
       </w:rPr>
     </w:tblStylePr>
   </w:style>
@@ -13331,7 +13332,7 @@
       <w:spacing w:after="0" w:line="240" w:lineRule="auto"/>
     </w:pPr>
     <w:rPr>
-      <w:color w:val="000000" w:themeColor="text1"/>
+      <w:color w:val="000000"/>
     </w:rPr>
     <w:tblPr>
       <w:tblStyleRowBandSize w:val="1"/>
@@ -13351,7 +13352,7 @@
       <w:rPr>
         <w:b/>
         <w:bCs/>
-        <w:color w:val="FFFFFF" w:themeColor="background1"/>
+        <w:color w:val="000000"/>
       </w:rPr>
       <w:tblPr/>
       <w:tcPr>
@@ -13365,7 +13366,7 @@
       <w:rPr>
         <w:b/>
         <w:bCs/>
-        <w:color w:val="9E3A38" w:themeColor="accent2" w:themeShade="CC"/>
+        <w:color w:val="000000"/>
       </w:rPr>
       <w:tblPr/>
       <w:tcPr>
@@ -13417,7 +13418,7 @@
       <w:spacing w:after="0" w:line="240" w:lineRule="auto"/>
     </w:pPr>
     <w:rPr>
-      <w:color w:val="000000" w:themeColor="text1"/>
+      <w:color w:val="000000"/>
     </w:rPr>
     <w:tblPr>
       <w:tblStyleRowBandSize w:val="1"/>
@@ -13437,7 +13438,7 @@
       <w:rPr>
         <w:b/>
         <w:bCs/>
-        <w:color w:val="FFFFFF" w:themeColor="background1"/>
+        <w:color w:val="000000"/>
       </w:rPr>
       <w:tblPr/>
       <w:tcPr>
@@ -13451,7 +13452,7 @@
       <w:rPr>
         <w:b/>
         <w:bCs/>
-        <w:color w:val="9E3A38" w:themeColor="accent2" w:themeShade="CC"/>
+        <w:color w:val="000000"/>
       </w:rPr>
       <w:tblPr/>
       <w:tcPr>
@@ -13503,7 +13504,7 @@
       <w:spacing w:after="0" w:line="240" w:lineRule="auto"/>
     </w:pPr>
     <w:rPr>
-      <w:color w:val="000000" w:themeColor="text1"/>
+      <w:color w:val="000000"/>
     </w:rPr>
     <w:tblPr>
       <w:tblStyleRowBandSize w:val="1"/>
@@ -13523,7 +13524,7 @@
       <w:rPr>
         <w:b/>
         <w:bCs/>
-        <w:color w:val="FFFFFF" w:themeColor="background1"/>
+        <w:color w:val="000000"/>
       </w:rPr>
       <w:tblPr/>
       <w:tcPr>
@@ -13537,7 +13538,7 @@
       <w:rPr>
         <w:b/>
         <w:bCs/>
-        <w:color w:val="9E3A38" w:themeColor="accent2" w:themeShade="CC"/>
+        <w:color w:val="000000"/>
       </w:rPr>
       <w:tblPr/>
       <w:tcPr>
@@ -13589,7 +13590,7 @@
       <w:spacing w:after="0" w:line="240" w:lineRule="auto"/>
     </w:pPr>
     <w:rPr>
-      <w:color w:val="000000" w:themeColor="text1"/>
+      <w:color w:val="000000"/>
     </w:rPr>
     <w:tblPr>
       <w:tblStyleRowBandSize w:val="1"/>
@@ -13609,7 +13610,7 @@
       <w:rPr>
         <w:b/>
         <w:bCs/>
-        <w:color w:val="FFFFFF" w:themeColor="background1"/>
+        <w:color w:val="000000"/>
       </w:rPr>
       <w:tblPr/>
       <w:tcPr>
@@ -13623,7 +13624,7 @@
       <w:rPr>
         <w:b/>
         <w:bCs/>
-        <w:color w:val="664E82" w:themeColor="accent4" w:themeShade="CC"/>
+        <w:color w:val="000000"/>
       </w:rPr>
       <w:tblPr/>
       <w:tcPr>
@@ -13675,7 +13676,7 @@
       <w:spacing w:after="0" w:line="240" w:lineRule="auto"/>
     </w:pPr>
     <w:rPr>
-      <w:color w:val="000000" w:themeColor="text1"/>
+      <w:color w:val="000000"/>
     </w:rPr>
     <w:tblPr>
       <w:tblStyleRowBandSize w:val="1"/>
@@ -13695,7 +13696,7 @@
       <w:rPr>
         <w:b/>
         <w:bCs/>
-        <w:color w:val="FFFFFF" w:themeColor="background1"/>
+        <w:color w:val="000000"/>
       </w:rPr>
       <w:tblPr/>
       <w:tcPr>
@@ -13709,7 +13710,7 @@
       <w:rPr>
         <w:b/>
         <w:bCs/>
-        <w:color w:val="7E9C40" w:themeColor="accent3" w:themeShade="CC"/>
+        <w:color w:val="000000"/>
       </w:rPr>
       <w:tblPr/>
       <w:tcPr>
@@ -13761,7 +13762,7 @@
       <w:spacing w:after="0" w:line="240" w:lineRule="auto"/>
     </w:pPr>
     <w:rPr>
-      <w:color w:val="000000" w:themeColor="text1"/>
+      <w:color w:val="000000"/>
     </w:rPr>
     <w:tblPr>
       <w:tblStyleRowBandSize w:val="1"/>
@@ -13781,7 +13782,7 @@
       <w:rPr>
         <w:b/>
         <w:bCs/>
-        <w:color w:val="FFFFFF" w:themeColor="background1"/>
+        <w:color w:val="000000"/>
       </w:rPr>
       <w:tblPr/>
       <w:tcPr>
@@ -13795,7 +13796,7 @@
       <w:rPr>
         <w:b/>
         <w:bCs/>
-        <w:color w:val="F2730A" w:themeColor="accent6" w:themeShade="CC"/>
+        <w:color w:val="000000"/>
       </w:rPr>
       <w:tblPr/>
       <w:tcPr>
@@ -13847,7 +13848,7 @@
       <w:spacing w:after="0" w:line="240" w:lineRule="auto"/>
     </w:pPr>
     <w:rPr>
-      <w:color w:val="000000" w:themeColor="text1"/>
+      <w:color w:val="000000"/>
     </w:rPr>
     <w:tblPr>
       <w:tblStyleRowBandSize w:val="1"/>
@@ -13867,7 +13868,7 @@
       <w:rPr>
         <w:b/>
         <w:bCs/>
-        <w:color w:val="FFFFFF" w:themeColor="background1"/>
+        <w:color w:val="000000"/>
       </w:rPr>
       <w:tblPr/>
       <w:tcPr>
@@ -13881,7 +13882,7 @@
       <w:rPr>
         <w:b/>
         <w:bCs/>
-        <w:color w:val="348DA5" w:themeColor="accent5" w:themeShade="CC"/>
+        <w:color w:val="000000"/>
       </w:rPr>
       <w:tblPr/>
       <w:tcPr>
@@ -13933,7 +13934,7 @@
       <w:spacing w:after="0" w:line="240" w:lineRule="auto"/>
     </w:pPr>
     <w:rPr>
-      <w:color w:val="000000" w:themeColor="text1"/>
+      <w:color w:val="000000"/>
     </w:rPr>
     <w:tblPr>
       <w:tblStyleRowBandSize w:val="1"/>
@@ -13966,7 +13967,7 @@
       <w:rPr>
         <w:b/>
         <w:bCs/>
-        <w:color w:val="000000" w:themeColor="text1"/>
+        <w:color w:val="000000"/>
       </w:rPr>
       <w:tblPr/>
       <w:tcPr>
@@ -13975,7 +13976,7 @@
     </w:tblStylePr>
     <w:tblStylePr w:type="firstCol">
       <w:rPr>
-        <w:color w:val="FFFFFF" w:themeColor="background1"/>
+        <w:color w:val="000000"/>
       </w:rPr>
       <w:tblPr/>
       <w:tcPr>
@@ -13984,7 +13985,7 @@
     </w:tblStylePr>
     <w:tblStylePr w:type="lastCol">
       <w:rPr>
-        <w:color w:val="FFFFFF" w:themeColor="background1"/>
+        <w:color w:val="000000"/>
       </w:rPr>
       <w:tblPr/>
       <w:tcPr>
@@ -14013,7 +14014,7 @@
       <w:spacing w:after="0" w:line="240" w:lineRule="auto"/>
     </w:pPr>
     <w:rPr>
-      <w:color w:val="000000" w:themeColor="text1"/>
+      <w:color w:val="000000"/>
     </w:rPr>
     <w:tblPr>
       <w:tblStyleRowBandSize w:val="1"/>
@@ -14046,7 +14047,7 @@
       <w:rPr>
         <w:b/>
         <w:bCs/>
-        <w:color w:val="000000" w:themeColor="text1"/>
+        <w:color w:val="000000"/>
       </w:rPr>
       <w:tblPr/>
       <w:tcPr>
@@ -14055,7 +14056,7 @@
     </w:tblStylePr>
     <w:tblStylePr w:type="firstCol">
       <w:rPr>
-        <w:color w:val="FFFFFF" w:themeColor="background1"/>
+        <w:color w:val="000000"/>
       </w:rPr>
       <w:tblPr/>
       <w:tcPr>
@@ -14064,7 +14065,7 @@
     </w:tblStylePr>
     <w:tblStylePr w:type="lastCol">
       <w:rPr>
-        <w:color w:val="FFFFFF" w:themeColor="background1"/>
+        <w:color w:val="000000"/>
       </w:rPr>
       <w:tblPr/>
       <w:tcPr>
@@ -14093,7 +14094,7 @@
       <w:spacing w:after="0" w:line="240" w:lineRule="auto"/>
     </w:pPr>
     <w:rPr>
-      <w:color w:val="000000" w:themeColor="text1"/>
+      <w:color w:val="000000"/>
     </w:rPr>
     <w:tblPr>
       <w:tblStyleRowBandSize w:val="1"/>
@@ -14126,7 +14127,7 @@
       <w:rPr>
         <w:b/>
         <w:bCs/>
-        <w:color w:val="000000" w:themeColor="text1"/>
+        <w:color w:val="000000"/>
       </w:rPr>
       <w:tblPr/>
       <w:tcPr>
@@ -14135,7 +14136,7 @@
     </w:tblStylePr>
     <w:tblStylePr w:type="firstCol">
       <w:rPr>
-        <w:color w:val="FFFFFF" w:themeColor="background1"/>
+        <w:color w:val="000000"/>
       </w:rPr>
       <w:tblPr/>
       <w:tcPr>
@@ -14144,7 +14145,7 @@
     </w:tblStylePr>
     <w:tblStylePr w:type="lastCol">
       <w:rPr>
-        <w:color w:val="FFFFFF" w:themeColor="background1"/>
+        <w:color w:val="000000"/>
       </w:rPr>
       <w:tblPr/>
       <w:tcPr>
@@ -14173,7 +14174,7 @@
       <w:spacing w:after="0" w:line="240" w:lineRule="auto"/>
     </w:pPr>
     <w:rPr>
-      <w:color w:val="000000" w:themeColor="text1"/>
+      <w:color w:val="000000"/>
     </w:rPr>
     <w:tblPr>
       <w:tblStyleRowBandSize w:val="1"/>
@@ -14206,7 +14207,7 @@
       <w:rPr>
         <w:b/>
         <w:bCs/>
-        <w:color w:val="000000" w:themeColor="text1"/>
+        <w:color w:val="000000"/>
       </w:rPr>
       <w:tblPr/>
       <w:tcPr>
@@ -14215,7 +14216,7 @@
     </w:tblStylePr>
     <w:tblStylePr w:type="firstCol">
       <w:rPr>
-        <w:color w:val="FFFFFF" w:themeColor="background1"/>
+        <w:color w:val="000000"/>
       </w:rPr>
       <w:tblPr/>
       <w:tcPr>
@@ -14224,7 +14225,7 @@
     </w:tblStylePr>
     <w:tblStylePr w:type="lastCol">
       <w:rPr>
-        <w:color w:val="FFFFFF" w:themeColor="background1"/>
+        <w:color w:val="000000"/>
       </w:rPr>
       <w:tblPr/>
       <w:tcPr>
@@ -14253,7 +14254,7 @@
       <w:spacing w:after="0" w:line="240" w:lineRule="auto"/>
     </w:pPr>
     <w:rPr>
-      <w:color w:val="000000" w:themeColor="text1"/>
+      <w:color w:val="000000"/>
     </w:rPr>
     <w:tblPr>
       <w:tblStyleRowBandSize w:val="1"/>
@@ -14286,7 +14287,7 @@
       <w:rPr>
         <w:b/>
         <w:bCs/>
-        <w:color w:val="000000" w:themeColor="text1"/>
+        <w:color w:val="000000"/>
       </w:rPr>
       <w:tblPr/>
       <w:tcPr>
@@ -14295,7 +14296,7 @@
     </w:tblStylePr>
     <w:tblStylePr w:type="firstCol">
       <w:rPr>
-        <w:color w:val="FFFFFF" w:themeColor="background1"/>
+        <w:color w:val="000000"/>
       </w:rPr>
       <w:tblPr/>
       <w:tcPr>
@@ -14304,7 +14305,7 @@
     </w:tblStylePr>
     <w:tblStylePr w:type="lastCol">
       <w:rPr>
-        <w:color w:val="FFFFFF" w:themeColor="background1"/>
+        <w:color w:val="000000"/>
       </w:rPr>
       <w:tblPr/>
       <w:tcPr>
@@ -14333,7 +14334,7 @@
       <w:spacing w:after="0" w:line="240" w:lineRule="auto"/>
     </w:pPr>
     <w:rPr>
-      <w:color w:val="000000" w:themeColor="text1"/>
+      <w:color w:val="000000"/>
     </w:rPr>
     <w:tblPr>
       <w:tblStyleRowBandSize w:val="1"/>
@@ -14366,7 +14367,7 @@
       <w:rPr>
         <w:b/>
         <w:bCs/>
-        <w:color w:val="000000" w:themeColor="text1"/>
+        <w:color w:val="000000"/>
       </w:rPr>
       <w:tblPr/>
       <w:tcPr>
@@ -14375,7 +14376,7 @@
     </w:tblStylePr>
     <w:tblStylePr w:type="firstCol">
       <w:rPr>
-        <w:color w:val="FFFFFF" w:themeColor="background1"/>
+        <w:color w:val="000000"/>
       </w:rPr>
       <w:tblPr/>
       <w:tcPr>
@@ -14384,7 +14385,7 @@
     </w:tblStylePr>
     <w:tblStylePr w:type="lastCol">
       <w:rPr>
-        <w:color w:val="FFFFFF" w:themeColor="background1"/>
+        <w:color w:val="000000"/>
       </w:rPr>
       <w:tblPr/>
       <w:tcPr>
@@ -14413,7 +14414,7 @@
       <w:spacing w:after="0" w:line="240" w:lineRule="auto"/>
     </w:pPr>
     <w:rPr>
-      <w:color w:val="000000" w:themeColor="text1"/>
+      <w:color w:val="000000"/>
     </w:rPr>
     <w:tblPr>
       <w:tblStyleRowBandSize w:val="1"/>
@@ -14446,7 +14447,7 @@
       <w:rPr>
         <w:b/>
         <w:bCs/>
-        <w:color w:val="000000" w:themeColor="text1"/>
+        <w:color w:val="000000"/>
       </w:rPr>
       <w:tblPr/>
       <w:tcPr>
@@ -14455,7 +14456,7 @@
     </w:tblStylePr>
     <w:tblStylePr w:type="firstCol">
       <w:rPr>
-        <w:color w:val="FFFFFF" w:themeColor="background1"/>
+        <w:color w:val="000000"/>
       </w:rPr>
       <w:tblPr/>
       <w:tcPr>
@@ -14464,7 +14465,7 @@
     </w:tblStylePr>
     <w:tblStylePr w:type="lastCol">
       <w:rPr>
-        <w:color w:val="FFFFFF" w:themeColor="background1"/>
+        <w:color w:val="000000"/>
       </w:rPr>
       <w:tblPr/>
       <w:tcPr>
